--- a/сross_platform_software_systems/2026_2027/3/Ковалев Д.П ВКБ43 Отчет.docx
+++ b/сross_platform_software_systems/2026_2027/3/Ковалев Д.П ВКБ43 Отчет.docx
@@ -210,7 +210,7 @@
         <w:rPr>
           <w:lang w:val="ru-RU"/>
         </w:rPr>
-        <w:t>2</w:t>
+        <w:t>3</w:t>
       </w:r>
     </w:p>
     <w:p>
@@ -499,53 +499,23 @@
           <w:szCs w:val="28"/>
         </w:rPr>
         <w:lastRenderedPageBreak/>
-        <w:t>Цель: «</w:t>
-      </w:r>
-      <w:r>
-        <w:rPr>
+        <w:t xml:space="preserve">Цель: </w:t>
+      </w:r>
+      <w:r>
+        <w:rPr>
+          <w:b/>
+          <w:bCs/>
           <w:sz w:val="28"/>
           <w:szCs w:val="28"/>
         </w:rPr>
-        <w:t>С</w:t>
+        <w:t>«</w:t>
       </w:r>
       <w:r>
         <w:rPr>
           <w:sz w:val="28"/>
           <w:szCs w:val="28"/>
         </w:rPr>
-        <w:t xml:space="preserve">оздание веб-приложения с использование </w:t>
-      </w:r>
-      <w:proofErr w:type="spellStart"/>
-      <w:r>
-        <w:rPr>
-          <w:sz w:val="28"/>
-          <w:szCs w:val="28"/>
-        </w:rPr>
-        <w:t>фрэймворка</w:t>
-      </w:r>
-      <w:proofErr w:type="spellEnd"/>
-      <w:r>
-        <w:rPr>
-          <w:sz w:val="28"/>
-          <w:szCs w:val="28"/>
-        </w:rPr>
-        <w:t xml:space="preserve"> </w:t>
-      </w:r>
-      <w:proofErr w:type="spellStart"/>
-      <w:r>
-        <w:rPr>
-          <w:sz w:val="28"/>
-          <w:szCs w:val="28"/>
-        </w:rPr>
-        <w:t>Flask</w:t>
-      </w:r>
-      <w:proofErr w:type="spellEnd"/>
-      <w:r>
-        <w:rPr>
-          <w:sz w:val="28"/>
-          <w:szCs w:val="28"/>
-        </w:rPr>
-        <w:t xml:space="preserve"> c</w:t>
+        <w:t>Классификация позитивных и негативных отзывов людей по</w:t>
       </w:r>
     </w:p>
     <w:p>
@@ -553,129 +523,109 @@
         <w:pStyle w:val="p1"/>
         <w:spacing w:line="360" w:lineRule="auto"/>
         <w:jc w:val="both"/>
-      </w:pPr>
-      <w:r>
         <w:rPr>
           <w:sz w:val="28"/>
           <w:szCs w:val="28"/>
         </w:rPr>
-        <w:t>интеграцией предварительно обученной модели искусственной нейронной сети для</w:t>
-      </w:r>
+      </w:pPr>
       <w:r>
         <w:rPr>
           <w:sz w:val="28"/>
           <w:szCs w:val="28"/>
         </w:rPr>
-        <w:t xml:space="preserve"> </w:t>
-      </w:r>
-      <w:r>
+        <w:t>использованию автомобиля «Tesla»</w:t>
+      </w:r>
+    </w:p>
+    <w:p>
+      <w:pPr>
+        <w:pStyle w:val="p1"/>
+        <w:spacing w:line="360" w:lineRule="auto"/>
+        <w:jc w:val="both"/>
         <w:rPr>
           <w:sz w:val="28"/>
           <w:szCs w:val="28"/>
         </w:rPr>
-        <w:t>классификации изображений</w:t>
-      </w:r>
+      </w:pPr>
       <w:r>
         <w:rPr>
           <w:sz w:val="28"/>
           <w:szCs w:val="28"/>
         </w:rPr>
-        <w:t>»</w:t>
-      </w:r>
-    </w:p>
-    <w:p>
-      <w:pPr>
-        <w:spacing w:line="360" w:lineRule="auto"/>
-        <w:ind w:firstLine="708"/>
-        <w:rPr>
-          <w:lang w:val="ru-RU"/>
-        </w:rPr>
-      </w:pPr>
-      <w:r>
-        <w:rPr>
-          <w:lang w:val="ru-RU"/>
-        </w:rPr>
-        <w:t xml:space="preserve">Для выполнения лабораторной работы используется фреймворк </w:t>
-      </w:r>
-      <w:proofErr w:type="spellStart"/>
-      <w:r>
-        <w:t>F</w:t>
-      </w:r>
-      <w:r>
-        <w:t>astAPI</w:t>
-      </w:r>
-      <w:proofErr w:type="spellEnd"/>
-      <w:r>
-        <w:rPr>
-          <w:lang w:val="ru-RU"/>
-        </w:rPr>
-        <w:t xml:space="preserve">, была реализована модель с использованием </w:t>
-      </w:r>
-      <w:r>
-        <w:t>U</w:t>
-      </w:r>
-      <w:r>
-        <w:rPr>
-          <w:lang w:val="ru-RU"/>
-        </w:rPr>
-        <w:t>2-</w:t>
-      </w:r>
-      <w:r>
-        <w:t>NET</w:t>
-      </w:r>
-      <w:r>
-        <w:rPr>
-          <w:lang w:val="ru-RU"/>
-        </w:rPr>
-        <w:t xml:space="preserve"> с библиотеки </w:t>
-      </w:r>
-      <w:proofErr w:type="spellStart"/>
-      <w:r>
-        <w:t>rembg</w:t>
-      </w:r>
-      <w:proofErr w:type="spellEnd"/>
-      <w:r>
-        <w:rPr>
-          <w:lang w:val="ru-RU"/>
-        </w:rPr>
-        <w:t>.</w:t>
-      </w:r>
-      <w:r>
-        <w:rPr>
-          <w:lang w:val="ru-RU"/>
-        </w:rPr>
-        <w:t xml:space="preserve"> </w:t>
-      </w:r>
-      <w:r>
-        <w:rPr>
-          <w:lang w:val="ru-RU"/>
-        </w:rPr>
-        <w:t xml:space="preserve">Модель завязана на то, чтобы удалять задний фон приложения. Рассмотрим </w:t>
-      </w:r>
-      <w:proofErr w:type="spellStart"/>
-      <w:r>
-        <w:rPr>
-          <w:lang w:val="ru-RU"/>
-        </w:rPr>
-        <w:t>хендлер</w:t>
-      </w:r>
-      <w:proofErr w:type="spellEnd"/>
-      <w:r>
-        <w:rPr>
-          <w:lang w:val="ru-RU"/>
-        </w:rPr>
-        <w:t xml:space="preserve"> </w:t>
-      </w:r>
-      <w:proofErr w:type="spellStart"/>
-      <w:r>
-        <w:t>FastAPI</w:t>
-      </w:r>
-      <w:proofErr w:type="spellEnd"/>
-      <w:r>
-        <w:rPr>
-          <w:lang w:val="ru-RU"/>
-        </w:rPr>
-        <w:t xml:space="preserve">, который представлен на рисунке 1. </w:t>
+        <w:tab/>
+        <w:t xml:space="preserve">Для выполнения лабораторной работы будем использовать фреймворк </w:t>
+      </w:r>
+      <w:proofErr w:type="spellStart"/>
+      <w:r>
+        <w:rPr>
+          <w:sz w:val="28"/>
+          <w:szCs w:val="28"/>
+          <w:lang w:val="en-US"/>
+        </w:rPr>
+        <w:t>pytorch</w:t>
+      </w:r>
+      <w:proofErr w:type="spellEnd"/>
+      <w:r>
+        <w:rPr>
+          <w:sz w:val="28"/>
+          <w:szCs w:val="28"/>
+        </w:rPr>
+        <w:t xml:space="preserve">, </w:t>
+      </w:r>
+      <w:r>
+        <w:rPr>
+          <w:sz w:val="28"/>
+          <w:szCs w:val="28"/>
+          <w:lang w:val="en-US"/>
+        </w:rPr>
+        <w:t>click</w:t>
+      </w:r>
+      <w:r>
+        <w:rPr>
+          <w:sz w:val="28"/>
+          <w:szCs w:val="28"/>
+        </w:rPr>
+        <w:t xml:space="preserve">, </w:t>
+      </w:r>
+      <w:proofErr w:type="spellStart"/>
+      <w:r>
+        <w:rPr>
+          <w:sz w:val="28"/>
+          <w:szCs w:val="28"/>
+          <w:lang w:val="en-US"/>
+        </w:rPr>
+        <w:t>httpx</w:t>
+      </w:r>
+      <w:proofErr w:type="spellEnd"/>
+      <w:r>
+        <w:rPr>
+          <w:sz w:val="28"/>
+          <w:szCs w:val="28"/>
+        </w:rPr>
+        <w:t xml:space="preserve">, </w:t>
+      </w:r>
+      <w:proofErr w:type="spellStart"/>
+      <w:r>
+        <w:rPr>
+          <w:sz w:val="28"/>
+          <w:szCs w:val="28"/>
+          <w:lang w:val="en-US"/>
+        </w:rPr>
+        <w:t>dishka</w:t>
+      </w:r>
+      <w:proofErr w:type="spellEnd"/>
+      <w:r>
+        <w:rPr>
+          <w:sz w:val="28"/>
+          <w:szCs w:val="28"/>
+        </w:rPr>
+        <w:t xml:space="preserve">. </w:t>
+      </w:r>
+      <w:r>
+        <w:rPr>
+          <w:sz w:val="28"/>
+          <w:szCs w:val="28"/>
+        </w:rPr>
+        <w:t xml:space="preserve">Настройка зависимостей проекта представлена на рисунке 1. </w:t>
       </w:r>
     </w:p>
     <w:p>
@@ -692,10 +642,10 @@
           <w:lang w:val="ru-RU"/>
         </w:rPr>
         <w:drawing>
-          <wp:inline distT="0" distB="0" distL="0" distR="0" wp14:anchorId="497B245F" wp14:editId="57415517">
-            <wp:extent cx="5107021" cy="4704137"/>
+          <wp:inline distT="0" distB="0" distL="0" distR="0" wp14:anchorId="11865257" wp14:editId="302DB2D4">
+            <wp:extent cx="3365770" cy="2951660"/>
             <wp:effectExtent l="0" t="0" r="0" b="0"/>
-            <wp:docPr id="162855211" name="Рисунок 1"/>
+            <wp:docPr id="435385984" name="Рисунок 1"/>
             <wp:cNvGraphicFramePr>
               <a:graphicFrameLocks xmlns:a="http://schemas.openxmlformats.org/drawingml/2006/main" noChangeAspect="1"/>
             </wp:cNvGraphicFramePr>
@@ -703,7 +653,7 @@
               <a:graphicData uri="http://schemas.openxmlformats.org/drawingml/2006/picture">
                 <pic:pic xmlns:pic="http://schemas.openxmlformats.org/drawingml/2006/picture">
                   <pic:nvPicPr>
-                    <pic:cNvPr id="162855211" name=""/>
+                    <pic:cNvPr id="435385984" name=""/>
                     <pic:cNvPicPr/>
                   </pic:nvPicPr>
                   <pic:blipFill>
@@ -715,7 +665,7 @@
                   <pic:spPr>
                     <a:xfrm>
                       <a:off x="0" y="0"/>
-                      <a:ext cx="5131454" cy="4726642"/>
+                      <a:ext cx="3426608" cy="3005013"/>
                     </a:xfrm>
                     <a:prstGeom prst="rect">
                       <a:avLst/>
@@ -745,17 +695,16 @@
           <w:szCs w:val="21"/>
           <w:lang w:val="ru-RU"/>
         </w:rPr>
-        <w:t xml:space="preserve">Рисунок 1 – пример ручки с использованием </w:t>
-      </w:r>
-      <w:proofErr w:type="spellStart"/>
+        <w:t xml:space="preserve">Рисунок 1 – </w:t>
+      </w:r>
       <w:r>
         <w:rPr>
           <w:sz w:val="24"/>
           <w:szCs w:val="21"/>
-        </w:rPr>
-        <w:t>FastAPI</w:t>
-      </w:r>
-      <w:proofErr w:type="spellEnd"/>
+          <w:lang w:val="ru-RU"/>
+        </w:rPr>
+        <w:t>настройка зависимостей проекта</w:t>
+      </w:r>
     </w:p>
     <w:p>
       <w:pPr>
@@ -770,7 +719,7 @@
         <w:rPr>
           <w:lang w:val="ru-RU"/>
         </w:rPr>
-        <w:t xml:space="preserve">Для модели был написан такой вот адаптер, который представлен на рисунке 2. </w:t>
+        <w:t xml:space="preserve">Для скачивания зависимостей был написан следующий класс, который представлен на рисунке 2. </w:t>
       </w:r>
     </w:p>
     <w:p>
@@ -786,12 +735,11 @@
         <w:rPr>
           <w:lang w:val="ru-RU"/>
         </w:rPr>
-        <w:lastRenderedPageBreak/>
         <w:drawing>
-          <wp:inline distT="0" distB="0" distL="0" distR="0" wp14:anchorId="46C844AA" wp14:editId="655CE880">
-            <wp:extent cx="5480116" cy="3628417"/>
-            <wp:effectExtent l="0" t="0" r="6350" b="3810"/>
-            <wp:docPr id="362348747" name="Рисунок 1"/>
+          <wp:inline distT="0" distB="0" distL="0" distR="0" wp14:anchorId="59A37791" wp14:editId="766DE3FF">
+            <wp:extent cx="4241259" cy="2736983"/>
+            <wp:effectExtent l="0" t="0" r="635" b="6350"/>
+            <wp:docPr id="1770202759" name="Рисунок 1"/>
             <wp:cNvGraphicFramePr>
               <a:graphicFrameLocks xmlns:a="http://schemas.openxmlformats.org/drawingml/2006/main" noChangeAspect="1"/>
             </wp:cNvGraphicFramePr>
@@ -799,7 +747,7 @@
               <a:graphicData uri="http://schemas.openxmlformats.org/drawingml/2006/picture">
                 <pic:pic xmlns:pic="http://schemas.openxmlformats.org/drawingml/2006/picture">
                   <pic:nvPicPr>
-                    <pic:cNvPr id="362348747" name=""/>
+                    <pic:cNvPr id="1770202759" name=""/>
                     <pic:cNvPicPr/>
                   </pic:nvPicPr>
                   <pic:blipFill>
@@ -811,7 +759,7 @@
                   <pic:spPr>
                     <a:xfrm>
                       <a:off x="0" y="0"/>
-                      <a:ext cx="5531158" cy="3662212"/>
+                      <a:ext cx="4276711" cy="2759861"/>
                     </a:xfrm>
                     <a:prstGeom prst="rect">
                       <a:avLst/>
@@ -841,7 +789,7 @@
           <w:szCs w:val="21"/>
           <w:lang w:val="ru-RU"/>
         </w:rPr>
-        <w:t>Рисунок 2 – адаптер к модели заднего фона</w:t>
+        <w:t>Рисунок 2 – класс для скачивания зависимостей</w:t>
       </w:r>
     </w:p>
     <w:p>
@@ -857,22 +805,35 @@
         <w:rPr>
           <w:lang w:val="ru-RU"/>
         </w:rPr>
-        <w:t xml:space="preserve">На рисунке 3 представлен </w:t>
-      </w:r>
-      <w:r>
-        <w:t>Swagger</w:t>
-      </w:r>
-      <w:r>
-        <w:rPr>
-          <w:lang w:val="ru-RU"/>
-        </w:rPr>
-        <w:t xml:space="preserve"> </w:t>
-      </w:r>
-      <w:r>
-        <w:rPr>
-          <w:lang w:val="ru-RU"/>
-        </w:rPr>
-        <w:t xml:space="preserve">для выполнения запроса. </w:t>
+        <w:lastRenderedPageBreak/>
+        <w:t xml:space="preserve">Соответственно был написан слой </w:t>
+      </w:r>
+      <w:r>
+        <w:t>presentation</w:t>
+      </w:r>
+      <w:r>
+        <w:rPr>
+          <w:lang w:val="ru-RU"/>
+        </w:rPr>
+        <w:t xml:space="preserve"> и </w:t>
+      </w:r>
+      <w:r>
+        <w:t>application</w:t>
+      </w:r>
+      <w:r>
+        <w:rPr>
+          <w:lang w:val="ru-RU"/>
+        </w:rPr>
+        <w:t xml:space="preserve"> для логики загрузки. Для </w:t>
+      </w:r>
+      <w:r>
+        <w:t>presentation</w:t>
+      </w:r>
+      <w:r>
+        <w:rPr>
+          <w:lang w:val="ru-RU"/>
+        </w:rPr>
+        <w:t xml:space="preserve"> было написано следующее, что представлено на рисунке 3. </w:t>
       </w:r>
     </w:p>
     <w:p>
@@ -886,13 +847,13 @@
       </w:pPr>
       <w:r>
         <w:rPr>
-          <w:noProof/>
+          <w:lang w:val="ru-RU"/>
         </w:rPr>
         <w:drawing>
-          <wp:inline distT="0" distB="0" distL="0" distR="0" wp14:anchorId="410AB2C0" wp14:editId="2CEA1FD2">
-            <wp:extent cx="5345549" cy="3249038"/>
-            <wp:effectExtent l="0" t="0" r="1270" b="2540"/>
-            <wp:docPr id="1395796888" name="Рисунок 1" descr="Изображение выглядит как текст, снимок экрана, программное обеспечение, веб-страница&#10;&#10;Содержимое, созданное искусственным интеллектом, может быть неверным."/>
+          <wp:inline distT="0" distB="0" distL="0" distR="0" wp14:anchorId="09FB0EFF" wp14:editId="2C339258">
+            <wp:extent cx="5214025" cy="1946829"/>
+            <wp:effectExtent l="0" t="0" r="0" b="0"/>
+            <wp:docPr id="347198649" name="Рисунок 1"/>
             <wp:cNvGraphicFramePr>
               <a:graphicFrameLocks xmlns:a="http://schemas.openxmlformats.org/drawingml/2006/main" noChangeAspect="1"/>
             </wp:cNvGraphicFramePr>
@@ -900,7 +861,7 @@
               <a:graphicData uri="http://schemas.openxmlformats.org/drawingml/2006/picture">
                 <pic:pic xmlns:pic="http://schemas.openxmlformats.org/drawingml/2006/picture">
                   <pic:nvPicPr>
-                    <pic:cNvPr id="1395796888" name="Рисунок 1" descr="Изображение выглядит как текст, снимок экрана, программное обеспечение, веб-страница&#10;&#10;Содержимое, созданное искусственным интеллектом, может быть неверным."/>
+                    <pic:cNvPr id="347198649" name=""/>
                     <pic:cNvPicPr/>
                   </pic:nvPicPr>
                   <pic:blipFill>
@@ -912,7 +873,7 @@
                   <pic:spPr>
                     <a:xfrm>
                       <a:off x="0" y="0"/>
-                      <a:ext cx="5364500" cy="3260556"/>
+                      <a:ext cx="5229250" cy="1952514"/>
                     </a:xfrm>
                     <a:prstGeom prst="rect">
                       <a:avLst/>
@@ -942,7 +903,22 @@
           <w:szCs w:val="21"/>
           <w:lang w:val="ru-RU"/>
         </w:rPr>
-        <w:t>Рисунок 3 – запрос для удаления заднего фона</w:t>
+        <w:t xml:space="preserve">Рисунок 3 – слой </w:t>
+      </w:r>
+      <w:r>
+        <w:rPr>
+          <w:sz w:val="24"/>
+          <w:szCs w:val="21"/>
+        </w:rPr>
+        <w:t>presentation</w:t>
+      </w:r>
+      <w:r>
+        <w:rPr>
+          <w:sz w:val="24"/>
+          <w:szCs w:val="21"/>
+          <w:lang w:val="ru-RU"/>
+        </w:rPr>
+        <w:t xml:space="preserve"> для скачивания </w:t>
       </w:r>
     </w:p>
     <w:p>
@@ -958,13 +934,7 @@
         <w:rPr>
           <w:lang w:val="ru-RU"/>
         </w:rPr>
-        <w:t xml:space="preserve">На рисунке 4 представлена фотография, </w:t>
-      </w:r>
-      <w:r>
-        <w:rPr>
-          <w:lang w:val="ru-RU"/>
-        </w:rPr>
-        <w:t xml:space="preserve">которая использовалась для удаления заднего фона. </w:t>
+        <w:t xml:space="preserve">В результате вот описана логика, которая представлена на рисунке 4. </w:t>
       </w:r>
     </w:p>
     <w:p>
@@ -978,14 +948,13 @@
       </w:pPr>
       <w:r>
         <w:rPr>
-          <w:noProof/>
-        </w:rPr>
-        <w:lastRenderedPageBreak/>
+          <w:lang w:val="ru-RU"/>
+        </w:rPr>
         <w:drawing>
-          <wp:inline distT="0" distB="0" distL="0" distR="0" wp14:anchorId="55B3D398" wp14:editId="6EC960EE">
-            <wp:extent cx="4688958" cy="3124837"/>
+          <wp:inline distT="0" distB="0" distL="0" distR="0" wp14:anchorId="65B7B171" wp14:editId="4E201494">
+            <wp:extent cx="5029200" cy="3406201"/>
             <wp:effectExtent l="0" t="0" r="0" b="0"/>
-            <wp:docPr id="727599877" name="Рисунок 1" descr="Изображение выглядит как дерево, рождественская елка, рождество, на открытом воздухе&#10;&#10;Содержимое, созданное искусственным интеллектом, может быть неверным."/>
+            <wp:docPr id="615417991" name="Рисунок 1"/>
             <wp:cNvGraphicFramePr>
               <a:graphicFrameLocks xmlns:a="http://schemas.openxmlformats.org/drawingml/2006/main" noChangeAspect="1"/>
             </wp:cNvGraphicFramePr>
@@ -993,7 +962,7 @@
               <a:graphicData uri="http://schemas.openxmlformats.org/drawingml/2006/picture">
                 <pic:pic xmlns:pic="http://schemas.openxmlformats.org/drawingml/2006/picture">
                   <pic:nvPicPr>
-                    <pic:cNvPr id="727599877" name="Рисунок 1" descr="Изображение выглядит как дерево, рождественская елка, рождество, на открытом воздухе&#10;&#10;Содержимое, созданное искусственным интеллектом, может быть неверным."/>
+                    <pic:cNvPr id="615417991" name=""/>
                     <pic:cNvPicPr/>
                   </pic:nvPicPr>
                   <pic:blipFill>
@@ -1005,7 +974,7 @@
                   <pic:spPr>
                     <a:xfrm>
                       <a:off x="0" y="0"/>
-                      <a:ext cx="4690101" cy="3125599"/>
+                      <a:ext cx="5045145" cy="3417000"/>
                     </a:xfrm>
                     <a:prstGeom prst="rect">
                       <a:avLst/>
@@ -1035,25 +1004,33 @@
           <w:szCs w:val="21"/>
           <w:lang w:val="ru-RU"/>
         </w:rPr>
-        <w:t>Рисунок 4 – фотография для удаления заднего фона</w:t>
+        <w:t>Рисунок 4 – логика для обработки скачивания</w:t>
       </w:r>
     </w:p>
     <w:p>
       <w:pPr>
         <w:spacing w:line="360" w:lineRule="auto"/>
-        <w:ind w:firstLine="708"/>
         <w:jc w:val="both"/>
         <w:rPr>
-          <w:sz w:val="24"/>
-          <w:szCs w:val="21"/>
-          <w:lang w:val="ru-RU"/>
-        </w:rPr>
-      </w:pPr>
+          <w:lang w:val="ru-RU"/>
+        </w:rPr>
+      </w:pPr>
+      <w:r>
+        <w:rPr>
+          <w:lang w:val="ru-RU"/>
+        </w:rPr>
+        <w:tab/>
+      </w:r>
+      <w:r>
+        <w:rPr>
+          <w:lang w:val="ru-RU"/>
+        </w:rPr>
+        <w:t xml:space="preserve">Представим гистограммы первоначального вида датасета и балансированного, результат представлен на рисунке 5. </w:t>
+      </w:r>
     </w:p>
     <w:p>
       <w:pPr>
         <w:spacing w:line="360" w:lineRule="auto"/>
-        <w:ind w:firstLine="708"/>
         <w:jc w:val="both"/>
         <w:rPr>
           <w:lang w:val="ru-RU"/>
@@ -1063,27 +1040,12 @@
         <w:rPr>
           <w:lang w:val="ru-RU"/>
         </w:rPr>
-        <w:t xml:space="preserve">В результате получилось то, что представлено на рисунке 5. </w:t>
-      </w:r>
-    </w:p>
-    <w:p>
-      <w:pPr>
-        <w:spacing w:line="360" w:lineRule="auto"/>
-        <w:ind w:firstLine="708"/>
-        <w:jc w:val="center"/>
-        <w:rPr>
-          <w:lang w:val="ru-RU"/>
-        </w:rPr>
-      </w:pPr>
-      <w:r>
-        <w:rPr>
-          <w:noProof/>
-        </w:rPr>
+        <w:lastRenderedPageBreak/>
         <w:drawing>
-          <wp:inline distT="0" distB="0" distL="0" distR="0" wp14:anchorId="1516FC03" wp14:editId="301D15C9">
-            <wp:extent cx="5476672" cy="2794023"/>
-            <wp:effectExtent l="0" t="0" r="0" b="0"/>
-            <wp:docPr id="548594652" name="Рисунок 1" descr="Изображение выглядит как программное обеспечение, Мультимедийное программное обеспечение, снимок экрана, текст&#10;&#10;Содержимое, созданное искусственным интеллектом, может быть неверным."/>
+          <wp:inline distT="0" distB="0" distL="0" distR="0" wp14:anchorId="44C31F29" wp14:editId="4FC03BBF">
+            <wp:extent cx="5940425" cy="2437130"/>
+            <wp:effectExtent l="0" t="0" r="3175" b="1270"/>
+            <wp:docPr id="682471267" name="Рисунок 1"/>
             <wp:cNvGraphicFramePr>
               <a:graphicFrameLocks xmlns:a="http://schemas.openxmlformats.org/drawingml/2006/main" noChangeAspect="1"/>
             </wp:cNvGraphicFramePr>
@@ -1091,7 +1053,7 @@
               <a:graphicData uri="http://schemas.openxmlformats.org/drawingml/2006/picture">
                 <pic:pic xmlns:pic="http://schemas.openxmlformats.org/drawingml/2006/picture">
                   <pic:nvPicPr>
-                    <pic:cNvPr id="548594652" name="Рисунок 1" descr="Изображение выглядит как программное обеспечение, Мультимедийное программное обеспечение, снимок экрана, текст&#10;&#10;Содержимое, созданное искусственным интеллектом, может быть неверным."/>
+                    <pic:cNvPr id="682471267" name=""/>
                     <pic:cNvPicPr/>
                   </pic:nvPicPr>
                   <pic:blipFill>
@@ -1103,7 +1065,7 @@
                   <pic:spPr>
                     <a:xfrm>
                       <a:off x="0" y="0"/>
-                      <a:ext cx="5496668" cy="2804224"/>
+                      <a:ext cx="5940425" cy="2437130"/>
                     </a:xfrm>
                     <a:prstGeom prst="rect">
                       <a:avLst/>
@@ -1119,7 +1081,6 @@
     <w:p>
       <w:pPr>
         <w:spacing w:line="360" w:lineRule="auto"/>
-        <w:ind w:firstLine="708"/>
         <w:jc w:val="center"/>
         <w:rPr>
           <w:sz w:val="24"/>
@@ -1133,7 +1094,146 @@
           <w:szCs w:val="21"/>
           <w:lang w:val="ru-RU"/>
         </w:rPr>
-        <w:t>Рисунок 5 – результат обработки модели</w:t>
+        <w:t>Рисунок 5 – распределение датасета</w:t>
+      </w:r>
+    </w:p>
+    <w:p>
+      <w:pPr>
+        <w:spacing w:line="360" w:lineRule="auto"/>
+        <w:ind w:firstLine="708"/>
+        <w:jc w:val="both"/>
+        <w:rPr>
+          <w:lang w:val="ru-RU"/>
+        </w:rPr>
+      </w:pPr>
+      <w:r>
+        <w:rPr>
+          <w:lang w:val="ru-RU"/>
+        </w:rPr>
+        <w:t>Для обучения модели была написана следующая логика, которая представлена на рисунке 5.</w:t>
+      </w:r>
+    </w:p>
+    <w:p>
+      <w:pPr>
+        <w:spacing w:line="360" w:lineRule="auto"/>
+        <w:jc w:val="center"/>
+        <w:rPr>
+          <w:lang w:val="ru-RU"/>
+        </w:rPr>
+      </w:pPr>
+      <w:r>
+        <w:rPr>
+          <w:lang w:val="ru-RU"/>
+        </w:rPr>
+        <w:drawing>
+          <wp:inline distT="0" distB="0" distL="0" distR="0" wp14:anchorId="6009CAFC" wp14:editId="09B6A2F3">
+            <wp:extent cx="4659549" cy="4890659"/>
+            <wp:effectExtent l="0" t="0" r="1905" b="0"/>
+            <wp:docPr id="1506073850" name="Рисунок 1"/>
+            <wp:cNvGraphicFramePr>
+              <a:graphicFrameLocks xmlns:a="http://schemas.openxmlformats.org/drawingml/2006/main" noChangeAspect="1"/>
+            </wp:cNvGraphicFramePr>
+            <a:graphic xmlns:a="http://schemas.openxmlformats.org/drawingml/2006/main">
+              <a:graphicData uri="http://schemas.openxmlformats.org/drawingml/2006/picture">
+                <pic:pic xmlns:pic="http://schemas.openxmlformats.org/drawingml/2006/picture">
+                  <pic:nvPicPr>
+                    <pic:cNvPr id="1506073850" name=""/>
+                    <pic:cNvPicPr/>
+                  </pic:nvPicPr>
+                  <pic:blipFill>
+                    <a:blip r:embed="rId10"/>
+                    <a:stretch>
+                      <a:fillRect/>
+                    </a:stretch>
+                  </pic:blipFill>
+                  <pic:spPr>
+                    <a:xfrm>
+                      <a:off x="0" y="0"/>
+                      <a:ext cx="4678175" cy="4910209"/>
+                    </a:xfrm>
+                    <a:prstGeom prst="rect">
+                      <a:avLst/>
+                    </a:prstGeom>
+                  </pic:spPr>
+                </pic:pic>
+              </a:graphicData>
+            </a:graphic>
+          </wp:inline>
+        </w:drawing>
+      </w:r>
+    </w:p>
+    <w:p>
+      <w:pPr>
+        <w:spacing w:line="360" w:lineRule="auto"/>
+        <w:jc w:val="center"/>
+        <w:rPr>
+          <w:sz w:val="24"/>
+          <w:szCs w:val="21"/>
+          <w:lang w:val="ru-RU"/>
+        </w:rPr>
+      </w:pPr>
+      <w:r>
+        <w:rPr>
+          <w:sz w:val="24"/>
+          <w:szCs w:val="21"/>
+          <w:lang w:val="ru-RU"/>
+        </w:rPr>
+        <w:t>Рисунок 5 – логика для тренировк</w:t>
+      </w:r>
+      <w:r>
+        <w:rPr>
+          <w:sz w:val="24"/>
+          <w:szCs w:val="21"/>
+          <w:lang w:val="ru-RU"/>
+        </w:rPr>
+        <w:t>и</w:t>
+      </w:r>
+      <w:r>
+        <w:rPr>
+          <w:sz w:val="24"/>
+          <w:szCs w:val="21"/>
+          <w:lang w:val="ru-RU"/>
+        </w:rPr>
+        <w:t xml:space="preserve"> модели</w:t>
+      </w:r>
+    </w:p>
+    <w:p>
+      <w:pPr>
+        <w:spacing w:line="360" w:lineRule="auto"/>
+        <w:ind w:firstLine="708"/>
+        <w:jc w:val="both"/>
+        <w:rPr>
+          <w:lang w:val="ru-RU"/>
+        </w:rPr>
+      </w:pPr>
+      <w:r>
+        <w:rPr>
+          <w:lang w:val="ru-RU"/>
+        </w:rPr>
+        <w:lastRenderedPageBreak/>
+        <w:t xml:space="preserve">Но на рисунке 5 представлена лишь сама логика, без прикладной части, то есть без использования </w:t>
+      </w:r>
+      <w:proofErr w:type="spellStart"/>
+      <w:r>
+        <w:t>PyTorch</w:t>
+      </w:r>
+      <w:proofErr w:type="spellEnd"/>
+      <w:r>
+        <w:rPr>
+          <w:lang w:val="ru-RU"/>
+        </w:rPr>
+        <w:t xml:space="preserve">. На рисунке 6 представлена логика </w:t>
+      </w:r>
+      <w:proofErr w:type="spellStart"/>
+      <w:r>
+        <w:t>PyTorch</w:t>
+      </w:r>
+      <w:proofErr w:type="spellEnd"/>
+      <w:r>
+        <w:rPr>
+          <w:lang w:val="ru-RU"/>
+        </w:rPr>
+        <w:t xml:space="preserve"> именно. </w:t>
       </w:r>
     </w:p>
     <w:p>
@@ -1142,32 +1242,2273 @@
         <w:ind w:firstLine="708"/>
         <w:jc w:val="center"/>
         <w:rPr>
+          <w:lang w:val="ru-RU"/>
+        </w:rPr>
+      </w:pPr>
+      <w:r>
+        <w:rPr>
+          <w:lang w:val="ru-RU"/>
+        </w:rPr>
+        <w:drawing>
+          <wp:inline distT="0" distB="0" distL="0" distR="0" wp14:anchorId="542822FA" wp14:editId="56F57B39">
+            <wp:extent cx="5369668" cy="5630259"/>
+            <wp:effectExtent l="0" t="0" r="2540" b="0"/>
+            <wp:docPr id="186285124" name="Рисунок 1"/>
+            <wp:cNvGraphicFramePr>
+              <a:graphicFrameLocks xmlns:a="http://schemas.openxmlformats.org/drawingml/2006/main" noChangeAspect="1"/>
+            </wp:cNvGraphicFramePr>
+            <a:graphic xmlns:a="http://schemas.openxmlformats.org/drawingml/2006/main">
+              <a:graphicData uri="http://schemas.openxmlformats.org/drawingml/2006/picture">
+                <pic:pic xmlns:pic="http://schemas.openxmlformats.org/drawingml/2006/picture">
+                  <pic:nvPicPr>
+                    <pic:cNvPr id="186285124" name=""/>
+                    <pic:cNvPicPr/>
+                  </pic:nvPicPr>
+                  <pic:blipFill>
+                    <a:blip r:embed="rId11"/>
+                    <a:stretch>
+                      <a:fillRect/>
+                    </a:stretch>
+                  </pic:blipFill>
+                  <pic:spPr>
+                    <a:xfrm>
+                      <a:off x="0" y="0"/>
+                      <a:ext cx="5384687" cy="5646007"/>
+                    </a:xfrm>
+                    <a:prstGeom prst="rect">
+                      <a:avLst/>
+                    </a:prstGeom>
+                  </pic:spPr>
+                </pic:pic>
+              </a:graphicData>
+            </a:graphic>
+          </wp:inline>
+        </w:drawing>
+      </w:r>
+    </w:p>
+    <w:p>
+      <w:pPr>
+        <w:spacing w:line="360" w:lineRule="auto"/>
+        <w:ind w:firstLine="708"/>
+        <w:jc w:val="center"/>
+        <w:rPr>
           <w:sz w:val="24"/>
           <w:szCs w:val="21"/>
           <w:lang w:val="ru-RU"/>
         </w:rPr>
       </w:pPr>
-    </w:p>
-    <w:p>
-      <w:pPr>
-        <w:spacing w:line="360" w:lineRule="auto"/>
+      <w:r>
+        <w:rPr>
+          <w:sz w:val="24"/>
+          <w:szCs w:val="21"/>
+          <w:lang w:val="ru-RU"/>
+        </w:rPr>
+        <w:t xml:space="preserve">Рисунок 6 – прикладная логика с </w:t>
+      </w:r>
+      <w:proofErr w:type="spellStart"/>
+      <w:r>
+        <w:rPr>
+          <w:sz w:val="24"/>
+          <w:szCs w:val="21"/>
+        </w:rPr>
+        <w:t>PyTorch</w:t>
+      </w:r>
+      <w:proofErr w:type="spellEnd"/>
+    </w:p>
+    <w:p>
+      <w:pPr>
+        <w:spacing w:after="0" w:line="360" w:lineRule="auto"/>
+        <w:ind w:firstLine="709"/>
+        <w:jc w:val="both"/>
+      </w:pPr>
+      <w:r>
+        <w:rPr>
+          <w:lang w:val="ru-RU"/>
+        </w:rPr>
+        <w:t>Рассмотрим теперь о</w:t>
+      </w:r>
+      <w:r>
+        <w:rPr>
+          <w:lang w:val="ru-RU"/>
+        </w:rPr>
+        <w:t xml:space="preserve">писание модели и </w:t>
+      </w:r>
+      <w:proofErr w:type="spellStart"/>
+      <w:r>
+        <w:rPr>
+          <w:lang w:val="ru-RU"/>
+        </w:rPr>
+        <w:t>пайплайна</w:t>
+      </w:r>
+      <w:proofErr w:type="spellEnd"/>
+      <w:r>
+        <w:rPr>
+          <w:lang w:val="ru-RU"/>
+        </w:rPr>
+        <w:t xml:space="preserve">. </w:t>
+      </w:r>
+      <w:r>
+        <w:rPr>
+          <w:lang w:val="ru-RU"/>
+        </w:rPr>
+        <w:t>Каждый отзыв проходит через 3 уровня токенизации</w:t>
+      </w:r>
+      <w:r>
+        <w:rPr>
+          <w:lang w:val="ru-RU"/>
+        </w:rPr>
+        <w:t xml:space="preserve">. </w:t>
+      </w:r>
+    </w:p>
+    <w:p>
+      <w:pPr>
+        <w:spacing w:after="0" w:line="360" w:lineRule="auto"/>
+        <w:ind w:firstLine="709"/>
+        <w:jc w:val="both"/>
+        <w:rPr>
+          <w:lang w:val="ru-RU"/>
+        </w:rPr>
+      </w:pPr>
+      <w:r>
+        <w:rPr>
+          <w:lang w:val="ru-RU"/>
+        </w:rPr>
+        <w:t xml:space="preserve">Уровень 1 — Word </w:t>
+      </w:r>
+      <w:proofErr w:type="spellStart"/>
+      <w:r>
+        <w:rPr>
+          <w:lang w:val="ru-RU"/>
+        </w:rPr>
+        <w:t>unigrams</w:t>
+      </w:r>
+      <w:proofErr w:type="spellEnd"/>
+      <w:r>
+        <w:rPr>
+          <w:lang w:val="ru-RU"/>
+        </w:rPr>
+        <w:t>. Текст приводится к нижнему регистру, затем регулярным выражением [а-яёa-z0-</w:t>
+      </w:r>
+      <w:proofErr w:type="gramStart"/>
+      <w:r>
+        <w:rPr>
+          <w:lang w:val="ru-RU"/>
+        </w:rPr>
+        <w:t>9]+</w:t>
+      </w:r>
+      <w:proofErr w:type="gramEnd"/>
+      <w:r>
+        <w:rPr>
+          <w:lang w:val="ru-RU"/>
+        </w:rPr>
+        <w:t xml:space="preserve"> извлекаются отдельные слова. Например:</w:t>
+      </w:r>
+      <w:r>
+        <w:rPr>
+          <w:lang w:val="ru-RU"/>
+        </w:rPr>
+        <w:t xml:space="preserve"> </w:t>
+      </w:r>
+      <w:r>
+        <w:rPr>
+          <w:lang w:val="ru-RU"/>
+        </w:rPr>
+        <w:t>"Шляпа, а не авто!" → ["шляпа", "а", "не", "авто"]</w:t>
+      </w:r>
+      <w:r>
+        <w:rPr>
+          <w:lang w:val="ru-RU"/>
+        </w:rPr>
+        <w:t>.</w:t>
+      </w:r>
+    </w:p>
+    <w:p>
+      <w:pPr>
+        <w:spacing w:after="0" w:line="360" w:lineRule="auto"/>
+        <w:ind w:firstLine="709"/>
+        <w:jc w:val="both"/>
+        <w:rPr>
+          <w:lang w:val="ru-RU"/>
+        </w:rPr>
+      </w:pPr>
+      <w:r>
+        <w:rPr>
+          <w:lang w:val="ru-RU"/>
+        </w:rPr>
+        <w:lastRenderedPageBreak/>
+        <w:t xml:space="preserve">Уровень 2 — Word </w:t>
+      </w:r>
+      <w:proofErr w:type="spellStart"/>
+      <w:r>
+        <w:rPr>
+          <w:lang w:val="ru-RU"/>
+        </w:rPr>
+        <w:t>bigrams</w:t>
+      </w:r>
+      <w:proofErr w:type="spellEnd"/>
+      <w:r>
+        <w:rPr>
+          <w:lang w:val="ru-RU"/>
+        </w:rPr>
+        <w:t>. Из последовательных пар слов формируются биграммы с префиксом w_. Они захватывают устойчивые словосочетания:</w:t>
+      </w:r>
+      <w:r>
+        <w:rPr>
+          <w:lang w:val="ru-RU"/>
+        </w:rPr>
+        <w:t xml:space="preserve"> </w:t>
+      </w:r>
+      <w:r>
+        <w:rPr>
+          <w:lang w:val="ru-RU"/>
+        </w:rPr>
+        <w:t>["шляпа", "а", "не", "авто"] → ["</w:t>
+      </w:r>
+      <w:proofErr w:type="spellStart"/>
+      <w:r>
+        <w:rPr>
+          <w:lang w:val="ru-RU"/>
+        </w:rPr>
+        <w:t>w_шляпа_а</w:t>
+      </w:r>
+      <w:proofErr w:type="spellEnd"/>
+      <w:r>
+        <w:rPr>
+          <w:lang w:val="ru-RU"/>
+        </w:rPr>
+        <w:t>", "</w:t>
+      </w:r>
+      <w:proofErr w:type="spellStart"/>
+      <w:r>
+        <w:rPr>
+          <w:lang w:val="ru-RU"/>
+        </w:rPr>
+        <w:t>w_а_не</w:t>
+      </w:r>
+      <w:proofErr w:type="spellEnd"/>
+      <w:r>
+        <w:rPr>
+          <w:lang w:val="ru-RU"/>
+        </w:rPr>
+        <w:t>", "</w:t>
+      </w:r>
+      <w:proofErr w:type="spellStart"/>
+      <w:r>
+        <w:rPr>
+          <w:lang w:val="ru-RU"/>
+        </w:rPr>
+        <w:t>w_не_авто</w:t>
+      </w:r>
+      <w:proofErr w:type="spellEnd"/>
+      <w:r>
+        <w:rPr>
+          <w:lang w:val="ru-RU"/>
+        </w:rPr>
+        <w:t>"]</w:t>
+      </w:r>
+      <w:r>
+        <w:rPr>
+          <w:lang w:val="ru-RU"/>
+        </w:rPr>
+        <w:t>.</w:t>
+      </w:r>
+    </w:p>
+    <w:p>
+      <w:pPr>
+        <w:spacing w:after="0" w:line="360" w:lineRule="auto"/>
+        <w:ind w:firstLine="709"/>
+        <w:jc w:val="both"/>
+        <w:rPr>
+          <w:lang w:val="ru-RU"/>
+        </w:rPr>
+      </w:pPr>
+      <w:r>
+        <w:rPr>
+          <w:lang w:val="ru-RU"/>
+        </w:rPr>
+        <w:t xml:space="preserve">Уровень 3 — </w:t>
+      </w:r>
+      <w:proofErr w:type="spellStart"/>
+      <w:r>
+        <w:rPr>
+          <w:lang w:val="ru-RU"/>
+        </w:rPr>
+        <w:t>Character</w:t>
+      </w:r>
+      <w:proofErr w:type="spellEnd"/>
+      <w:r>
+        <w:rPr>
+          <w:lang w:val="ru-RU"/>
+        </w:rPr>
+        <w:t xml:space="preserve"> n-</w:t>
+      </w:r>
+      <w:proofErr w:type="spellStart"/>
+      <w:r>
+        <w:rPr>
+          <w:lang w:val="ru-RU"/>
+        </w:rPr>
+        <w:t>grams</w:t>
+      </w:r>
+      <w:proofErr w:type="spellEnd"/>
+      <w:r>
+        <w:rPr>
+          <w:lang w:val="ru-RU"/>
+        </w:rPr>
+        <w:t xml:space="preserve"> (2–5). Каждое слово дополняется пробелами по краям (" слово "), затем генерируются все подстроки длиной от 2 до 5 символов с префиксом c_. Это</w:t>
+      </w:r>
+      <w:r>
+        <w:rPr>
+          <w:lang w:val="ru-RU"/>
+        </w:rPr>
+        <w:t xml:space="preserve"> </w:t>
+      </w:r>
+      <w:r>
+        <w:rPr>
+          <w:lang w:val="ru-RU"/>
+        </w:rPr>
+        <w:t>ключевой приём для русского языка — морфологические окончания и приставки становятся признаками:</w:t>
+      </w:r>
+      <w:r>
+        <w:rPr>
+          <w:lang w:val="ru-RU"/>
+        </w:rPr>
+        <w:t xml:space="preserve"> </w:t>
+      </w:r>
+      <w:r>
+        <w:rPr>
+          <w:lang w:val="ru-RU"/>
+        </w:rPr>
+        <w:t>"авто" → " авто "</w:t>
+      </w:r>
+      <w:r>
+        <w:rPr>
+          <w:lang w:val="ru-RU"/>
+        </w:rPr>
+        <w:t xml:space="preserve">. </w:t>
+      </w:r>
+      <w:r>
+        <w:rPr>
+          <w:lang w:val="ru-RU"/>
+        </w:rPr>
+        <w:t xml:space="preserve">При </w:t>
+      </w:r>
+      <w:r>
+        <w:rPr>
+          <w:lang w:val="ru-RU"/>
+        </w:rPr>
+        <w:t>n=2: [" а", "</w:t>
+      </w:r>
+      <w:proofErr w:type="spellStart"/>
+      <w:r>
+        <w:rPr>
+          <w:lang w:val="ru-RU"/>
+        </w:rPr>
+        <w:t>ав</w:t>
+      </w:r>
+      <w:proofErr w:type="spellEnd"/>
+      <w:r>
+        <w:rPr>
+          <w:lang w:val="ru-RU"/>
+        </w:rPr>
+        <w:t>", "вт", "то", "о "]</w:t>
+      </w:r>
+      <w:r>
+        <w:rPr>
+          <w:lang w:val="ru-RU"/>
+        </w:rPr>
+        <w:t xml:space="preserve">. При </w:t>
+      </w:r>
+      <w:r>
+        <w:rPr>
+          <w:lang w:val="ru-RU"/>
+        </w:rPr>
+        <w:t xml:space="preserve">n=3: [" </w:t>
+      </w:r>
+      <w:proofErr w:type="spellStart"/>
+      <w:r>
+        <w:rPr>
+          <w:lang w:val="ru-RU"/>
+        </w:rPr>
+        <w:t>ав</w:t>
+      </w:r>
+      <w:proofErr w:type="spellEnd"/>
+      <w:r>
+        <w:rPr>
+          <w:lang w:val="ru-RU"/>
+        </w:rPr>
+        <w:t>", "</w:t>
+      </w:r>
+      <w:proofErr w:type="spellStart"/>
+      <w:r>
+        <w:rPr>
+          <w:lang w:val="ru-RU"/>
+        </w:rPr>
+        <w:t>авт</w:t>
+      </w:r>
+      <w:proofErr w:type="spellEnd"/>
+      <w:r>
+        <w:rPr>
+          <w:lang w:val="ru-RU"/>
+        </w:rPr>
+        <w:t>", "</w:t>
+      </w:r>
+      <w:proofErr w:type="spellStart"/>
+      <w:r>
+        <w:rPr>
+          <w:lang w:val="ru-RU"/>
+        </w:rPr>
+        <w:t>вто</w:t>
+      </w:r>
+      <w:proofErr w:type="spellEnd"/>
+      <w:r>
+        <w:rPr>
+          <w:lang w:val="ru-RU"/>
+        </w:rPr>
+        <w:t>", "то "]</w:t>
+      </w:r>
+      <w:r>
+        <w:rPr>
+          <w:lang w:val="ru-RU"/>
+        </w:rPr>
+        <w:t xml:space="preserve">. При </w:t>
+      </w:r>
+      <w:r>
+        <w:rPr>
+          <w:lang w:val="ru-RU"/>
+        </w:rPr>
+        <w:t xml:space="preserve">n=4: [" </w:t>
+      </w:r>
+      <w:proofErr w:type="spellStart"/>
+      <w:r>
+        <w:rPr>
+          <w:lang w:val="ru-RU"/>
+        </w:rPr>
+        <w:t>авт</w:t>
+      </w:r>
+      <w:proofErr w:type="spellEnd"/>
+      <w:r>
+        <w:rPr>
+          <w:lang w:val="ru-RU"/>
+        </w:rPr>
+        <w:t>", "авто", "</w:t>
+      </w:r>
+      <w:proofErr w:type="spellStart"/>
+      <w:r>
+        <w:rPr>
+          <w:lang w:val="ru-RU"/>
+        </w:rPr>
+        <w:t>вто</w:t>
+      </w:r>
+      <w:proofErr w:type="spellEnd"/>
+      <w:r>
+        <w:rPr>
+          <w:lang w:val="ru-RU"/>
+        </w:rPr>
+        <w:t xml:space="preserve"> "]</w:t>
+      </w:r>
+      <w:r>
+        <w:rPr>
+          <w:lang w:val="ru-RU"/>
+        </w:rPr>
+        <w:t xml:space="preserve">. При </w:t>
+      </w:r>
+      <w:r>
+        <w:rPr>
+          <w:lang w:val="ru-RU"/>
+        </w:rPr>
+        <w:t>n=5: [" авто", "авто "]</w:t>
+      </w:r>
+      <w:r>
+        <w:rPr>
+          <w:lang w:val="ru-RU"/>
+        </w:rPr>
+        <w:t>.</w:t>
+      </w:r>
+    </w:p>
+    <w:p>
+      <w:pPr>
+        <w:spacing w:after="0" w:line="360" w:lineRule="auto"/>
+        <w:ind w:firstLine="709"/>
+        <w:jc w:val="both"/>
+        <w:rPr>
+          <w:lang w:val="ru-RU"/>
+        </w:rPr>
+      </w:pPr>
+      <w:r>
+        <w:rPr>
+          <w:lang w:val="ru-RU"/>
+        </w:rPr>
+        <w:t>Все три уровня объединяются. Строится словарь из 40 000 самых частотных токенов (из 96 450 уникальных). Два специальных токена: &lt;PAD&gt; (индекс 0) и &lt;UNK&gt; (индекс 1, для слов вне</w:t>
+      </w:r>
+      <w:r>
+        <w:rPr>
+          <w:lang w:val="ru-RU"/>
+        </w:rPr>
+        <w:t xml:space="preserve"> </w:t>
+      </w:r>
+      <w:r>
+        <w:rPr>
+          <w:lang w:val="ru-RU"/>
+        </w:rPr>
+        <w:t>словаря).</w:t>
+      </w:r>
+    </w:p>
+    <w:p>
+      <w:pPr>
+        <w:spacing w:after="0" w:line="360" w:lineRule="auto"/>
+        <w:ind w:firstLine="709"/>
+        <w:jc w:val="both"/>
+        <w:rPr>
+          <w:lang w:val="ru-RU"/>
+        </w:rPr>
+      </w:pPr>
+      <w:r>
+        <w:rPr>
+          <w:lang w:val="ru-RU"/>
+        </w:rPr>
+        <w:t>Формирование признаков (TF-IDF)</w:t>
+      </w:r>
+      <w:r>
+        <w:rPr>
+          <w:lang w:val="ru-RU"/>
+        </w:rPr>
+        <w:t xml:space="preserve">. </w:t>
+      </w:r>
+      <w:r>
+        <w:rPr>
+          <w:lang w:val="ru-RU"/>
+        </w:rPr>
+        <w:t>Закодированные</w:t>
+      </w:r>
+      <w:r>
+        <w:rPr>
+          <w:lang w:val="ru-RU"/>
+        </w:rPr>
+        <w:t xml:space="preserve"> </w:t>
+      </w:r>
+      <w:r>
+        <w:rPr>
+          <w:lang w:val="ru-RU"/>
+        </w:rPr>
+        <w:t>последовательности токенов преобразуются в числовые вектора через TF-IDF:</w:t>
+      </w:r>
+    </w:p>
+    <w:p>
+      <w:pPr>
+        <w:spacing w:after="0" w:line="360" w:lineRule="auto"/>
+        <w:ind w:firstLine="709"/>
+        <w:jc w:val="both"/>
+        <w:rPr>
+          <w:lang w:val="ru-RU"/>
+        </w:rPr>
+      </w:pPr>
+      <w:r>
+        <w:rPr>
+          <w:lang w:val="ru-RU"/>
+        </w:rPr>
+        <w:t xml:space="preserve">Шаг 1 — </w:t>
+      </w:r>
+      <w:proofErr w:type="spellStart"/>
+      <w:r>
+        <w:rPr>
+          <w:lang w:val="ru-RU"/>
+        </w:rPr>
+        <w:t>Bag</w:t>
+      </w:r>
+      <w:proofErr w:type="spellEnd"/>
+      <w:r>
+        <w:rPr>
+          <w:lang w:val="ru-RU"/>
+        </w:rPr>
+        <w:t xml:space="preserve"> </w:t>
+      </w:r>
+      <w:proofErr w:type="spellStart"/>
+      <w:r>
+        <w:rPr>
+          <w:lang w:val="ru-RU"/>
+        </w:rPr>
+        <w:t>of</w:t>
+      </w:r>
+      <w:proofErr w:type="spellEnd"/>
+      <w:r>
+        <w:rPr>
+          <w:lang w:val="ru-RU"/>
+        </w:rPr>
+        <w:t xml:space="preserve"> </w:t>
+      </w:r>
+      <w:proofErr w:type="spellStart"/>
+      <w:r>
+        <w:rPr>
+          <w:lang w:val="ru-RU"/>
+        </w:rPr>
+        <w:t>Words</w:t>
+      </w:r>
+      <w:proofErr w:type="spellEnd"/>
+      <w:r>
+        <w:rPr>
+          <w:lang w:val="ru-RU"/>
+        </w:rPr>
+        <w:t>. Для каждого отзыва создаётся вектор размерности 40 000, где значение каждого элемента — количество вхождений соответствующего токена.</w:t>
+      </w:r>
+    </w:p>
+    <w:p>
+      <w:pPr>
+        <w:spacing w:after="0" w:line="360" w:lineRule="auto"/>
+        <w:ind w:firstLine="709"/>
+        <w:jc w:val="both"/>
+        <w:rPr>
+          <w:lang w:val="ru-RU"/>
+        </w:rPr>
+      </w:pPr>
+      <w:r>
+        <w:rPr>
+          <w:lang w:val="ru-RU"/>
+        </w:rPr>
+        <w:t>Шаг</w:t>
+      </w:r>
+      <w:r>
+        <w:t xml:space="preserve"> 2 — IDF (Inverse Document Frequency). </w:t>
+      </w:r>
+      <w:r>
+        <w:rPr>
+          <w:lang w:val="ru-RU"/>
+        </w:rPr>
+        <w:t>Рассчитывается по обучающей выборке:</w:t>
+      </w:r>
+      <w:r>
+        <w:rPr>
+          <w:lang w:val="ru-RU"/>
+        </w:rPr>
+        <w:t xml:space="preserve"> </w:t>
+      </w:r>
+      <w:r>
+        <w:rPr>
+          <w:lang w:val="ru-RU"/>
+        </w:rPr>
+        <w:t xml:space="preserve">IDF(t) = </w:t>
+      </w:r>
+      <w:proofErr w:type="spellStart"/>
+      <w:proofErr w:type="gramStart"/>
+      <w:r>
+        <w:rPr>
+          <w:lang w:val="ru-RU"/>
+        </w:rPr>
+        <w:t>log</w:t>
+      </w:r>
+      <w:proofErr w:type="spellEnd"/>
+      <w:r>
+        <w:rPr>
+          <w:lang w:val="ru-RU"/>
+        </w:rPr>
+        <w:t>(</w:t>
+      </w:r>
+      <w:proofErr w:type="gramEnd"/>
+      <w:r>
+        <w:rPr>
+          <w:lang w:val="ru-RU"/>
+        </w:rPr>
+        <w:t>(N + 1) / (</w:t>
+      </w:r>
+      <w:proofErr w:type="spellStart"/>
+      <w:r>
+        <w:rPr>
+          <w:lang w:val="ru-RU"/>
+        </w:rPr>
+        <w:t>df</w:t>
+      </w:r>
+      <w:proofErr w:type="spellEnd"/>
+      <w:r>
+        <w:rPr>
+          <w:lang w:val="ru-RU"/>
+        </w:rPr>
+        <w:t>(t) + 1)) + 1</w:t>
+      </w:r>
+      <w:r>
+        <w:rPr>
+          <w:lang w:val="ru-RU"/>
+        </w:rPr>
+        <w:t xml:space="preserve">, </w:t>
+      </w:r>
+      <w:r>
+        <w:rPr>
+          <w:lang w:val="ru-RU"/>
+        </w:rPr>
+        <w:t xml:space="preserve">где N — число документов, </w:t>
+      </w:r>
+      <w:proofErr w:type="spellStart"/>
+      <w:r>
+        <w:rPr>
+          <w:lang w:val="ru-RU"/>
+        </w:rPr>
+        <w:t>df</w:t>
+      </w:r>
+      <w:proofErr w:type="spellEnd"/>
+      <w:r>
+        <w:rPr>
+          <w:lang w:val="ru-RU"/>
+        </w:rPr>
+        <w:t>(t) — в скольких документах встречается токен t. Сглаживание (+1) предотвращает деление на ноль. Редкие, но информативные слова получают высокий вес.</w:t>
+      </w:r>
+    </w:p>
+    <w:p>
+      <w:pPr>
+        <w:spacing w:after="0" w:line="360" w:lineRule="auto"/>
+        <w:ind w:firstLine="709"/>
+        <w:jc w:val="both"/>
+      </w:pPr>
+      <w:r>
+        <w:rPr>
+          <w:lang w:val="ru-RU"/>
+        </w:rPr>
+        <w:t xml:space="preserve">  Шаг 3 — TF-IDF + L2-нормализация.</w:t>
+      </w:r>
+      <w:r>
+        <w:rPr>
+          <w:lang w:val="ru-RU"/>
+        </w:rPr>
+        <w:t xml:space="preserve"> </w:t>
+      </w:r>
+      <w:r>
+        <w:t>TF-</w:t>
+      </w:r>
+      <w:proofErr w:type="gramStart"/>
+      <w:r>
+        <w:t>IDF(</w:t>
+      </w:r>
+      <w:proofErr w:type="gramEnd"/>
+      <w:r>
+        <w:t xml:space="preserve">t, d) = </w:t>
+      </w:r>
+      <w:proofErr w:type="gramStart"/>
+      <w:r>
+        <w:t>TF(</w:t>
+      </w:r>
+      <w:proofErr w:type="gramEnd"/>
+      <w:r>
+        <w:t>t, d) × IDF(t)</w:t>
+      </w:r>
+    </w:p>
+    <w:p>
+      <w:pPr>
+        <w:spacing w:after="0" w:line="360" w:lineRule="auto"/>
+        <w:ind w:firstLine="709"/>
+        <w:jc w:val="both"/>
+      </w:pPr>
+      <w:r>
+        <w:t xml:space="preserve">  </w:t>
+      </w:r>
+      <w:r>
+        <w:rPr>
+          <w:lang w:val="ru-RU"/>
+        </w:rPr>
+        <w:t>Затем каждый вектор нормализуется до единичной длины (L2-норма). Это выравнивает влияние коротких и длинных отзывов.</w:t>
+      </w:r>
+    </w:p>
+    <w:p>
+      <w:pPr>
+        <w:spacing w:after="0" w:line="360" w:lineRule="auto"/>
+        <w:ind w:firstLine="709"/>
+        <w:jc w:val="both"/>
+        <w:rPr>
+          <w:lang w:val="ru-RU"/>
+        </w:rPr>
+      </w:pPr>
+      <w:r>
+        <w:rPr>
+          <w:lang w:val="ru-RU"/>
+        </w:rPr>
+        <w:t xml:space="preserve">  На выходе каждый отзыв представлен как плотный </w:t>
+      </w:r>
+      <w:proofErr w:type="spellStart"/>
+      <w:r>
+        <w:rPr>
+          <w:lang w:val="ru-RU"/>
+        </w:rPr>
+        <w:t>float</w:t>
+      </w:r>
+      <w:proofErr w:type="spellEnd"/>
+      <w:r>
+        <w:rPr>
+          <w:lang w:val="ru-RU"/>
+        </w:rPr>
+        <w:t>-вектор размерности 40</w:t>
+      </w:r>
+      <w:r>
+        <w:rPr>
+          <w:lang w:val="ru-RU"/>
+        </w:rPr>
+        <w:t> </w:t>
+      </w:r>
+      <w:r>
+        <w:rPr>
+          <w:lang w:val="ru-RU"/>
+        </w:rPr>
+        <w:t>000.</w:t>
+      </w:r>
+    </w:p>
+    <w:p>
+      <w:pPr>
+        <w:spacing w:after="0" w:line="360" w:lineRule="auto"/>
+        <w:ind w:firstLine="709"/>
+        <w:jc w:val="both"/>
+        <w:rPr>
+          <w:lang w:val="ru-RU"/>
+        </w:rPr>
+      </w:pPr>
+      <w:r>
+        <w:rPr>
+          <w:lang w:val="ru-RU"/>
+        </w:rPr>
+        <w:t>3. Архитектура нейронной сети (</w:t>
+      </w:r>
+      <w:proofErr w:type="spellStart"/>
+      <w:r>
+        <w:rPr>
+          <w:lang w:val="ru-RU"/>
+        </w:rPr>
+        <w:t>SentimentNet</w:t>
+      </w:r>
+      <w:proofErr w:type="spellEnd"/>
+      <w:r>
+        <w:rPr>
+          <w:lang w:val="ru-RU"/>
+        </w:rPr>
+        <w:t>)</w:t>
+      </w:r>
+      <w:r>
+        <w:rPr>
+          <w:lang w:val="ru-RU"/>
+        </w:rPr>
+        <w:t>.</w:t>
+      </w:r>
+    </w:p>
+    <w:p>
+      <w:pPr>
+        <w:spacing w:after="0" w:line="360" w:lineRule="auto"/>
+        <w:ind w:firstLine="709"/>
+        <w:jc w:val="both"/>
+        <w:rPr>
+          <w:lang w:val="ru-RU"/>
+        </w:rPr>
+      </w:pPr>
+      <w:r>
+        <w:rPr>
+          <w:lang w:val="ru-RU"/>
+        </w:rPr>
+        <w:t xml:space="preserve">Используется </w:t>
+      </w:r>
+      <w:proofErr w:type="spellStart"/>
+      <w:r>
+        <w:rPr>
+          <w:lang w:val="ru-RU"/>
+        </w:rPr>
+        <w:t>полносвязная</w:t>
+      </w:r>
+      <w:proofErr w:type="spellEnd"/>
+      <w:r>
+        <w:rPr>
+          <w:lang w:val="ru-RU"/>
+        </w:rPr>
+        <w:t xml:space="preserve"> сеть прямого распространения (</w:t>
+      </w:r>
+      <w:proofErr w:type="spellStart"/>
+      <w:r>
+        <w:rPr>
+          <w:lang w:val="ru-RU"/>
+        </w:rPr>
+        <w:t>Feedforward</w:t>
+      </w:r>
+      <w:proofErr w:type="spellEnd"/>
+      <w:r>
+        <w:rPr>
+          <w:lang w:val="ru-RU"/>
+        </w:rPr>
+        <w:t xml:space="preserve"> </w:t>
+      </w:r>
+      <w:proofErr w:type="spellStart"/>
+      <w:r>
+        <w:rPr>
+          <w:lang w:val="ru-RU"/>
+        </w:rPr>
+        <w:t>Neural</w:t>
+      </w:r>
+      <w:proofErr w:type="spellEnd"/>
+      <w:r>
+        <w:rPr>
+          <w:lang w:val="ru-RU"/>
+        </w:rPr>
+        <w:t xml:space="preserve"> Network) с одним скрытым слоем:</w:t>
+      </w:r>
+    </w:p>
+    <w:p>
+      <w:pPr>
+        <w:spacing w:after="0" w:line="360" w:lineRule="auto"/>
+        <w:ind w:firstLine="709"/>
+        <w:jc w:val="both"/>
+        <w:rPr>
+          <w:lang w:val="ru-RU"/>
+        </w:rPr>
+      </w:pPr>
+    </w:p>
+    <w:p>
+      <w:pPr>
+        <w:spacing w:after="0" w:line="360" w:lineRule="auto"/>
+        <w:ind w:firstLine="709"/>
+        <w:jc w:val="center"/>
+        <w:rPr>
+          <w:lang w:val="ru-RU"/>
+        </w:rPr>
+      </w:pPr>
+      <w:r>
+        <w:rPr>
+          <w:lang w:val="ru-RU"/>
+        </w:rPr>
+        <w:drawing>
+          <wp:inline distT="0" distB="0" distL="0" distR="0" wp14:anchorId="630C18A7" wp14:editId="0ACEABF8">
+            <wp:extent cx="5359940" cy="3078103"/>
+            <wp:effectExtent l="0" t="0" r="0" b="0"/>
+            <wp:docPr id="2990741" name="Рисунок 1"/>
+            <wp:cNvGraphicFramePr>
+              <a:graphicFrameLocks xmlns:a="http://schemas.openxmlformats.org/drawingml/2006/main" noChangeAspect="1"/>
+            </wp:cNvGraphicFramePr>
+            <a:graphic xmlns:a="http://schemas.openxmlformats.org/drawingml/2006/main">
+              <a:graphicData uri="http://schemas.openxmlformats.org/drawingml/2006/picture">
+                <pic:pic xmlns:pic="http://schemas.openxmlformats.org/drawingml/2006/picture">
+                  <pic:nvPicPr>
+                    <pic:cNvPr id="2990741" name=""/>
+                    <pic:cNvPicPr/>
+                  </pic:nvPicPr>
+                  <pic:blipFill>
+                    <a:blip r:embed="rId12"/>
+                    <a:stretch>
+                      <a:fillRect/>
+                    </a:stretch>
+                  </pic:blipFill>
+                  <pic:spPr>
+                    <a:xfrm>
+                      <a:off x="0" y="0"/>
+                      <a:ext cx="5374613" cy="3086530"/>
+                    </a:xfrm>
+                    <a:prstGeom prst="rect">
+                      <a:avLst/>
+                    </a:prstGeom>
+                  </pic:spPr>
+                </pic:pic>
+              </a:graphicData>
+            </a:graphic>
+          </wp:inline>
+        </w:drawing>
+      </w:r>
+    </w:p>
+    <w:p>
+      <w:pPr>
+        <w:spacing w:after="0" w:line="360" w:lineRule="auto"/>
+        <w:ind w:firstLine="709"/>
+        <w:jc w:val="center"/>
+        <w:rPr>
+          <w:sz w:val="24"/>
+          <w:szCs w:val="21"/>
+          <w:lang w:val="ru-RU"/>
+        </w:rPr>
+      </w:pPr>
+      <w:r>
+        <w:rPr>
+          <w:sz w:val="24"/>
+          <w:szCs w:val="21"/>
+          <w:lang w:val="ru-RU"/>
+        </w:rPr>
+        <w:t>Рисунок 7 – архитектура нейронной сети</w:t>
+      </w:r>
+    </w:p>
+    <w:p>
+      <w:pPr>
+        <w:spacing w:after="0" w:line="360" w:lineRule="auto"/>
+        <w:ind w:firstLine="709"/>
+        <w:jc w:val="both"/>
+        <w:rPr>
+          <w:lang w:val="ru-RU"/>
+        </w:rPr>
+      </w:pPr>
+      <w:r>
+        <w:rPr>
+          <w:lang w:val="ru-RU"/>
+        </w:rPr>
+        <w:t xml:space="preserve">  </w:t>
+      </w:r>
+    </w:p>
+    <w:p>
+      <w:pPr>
+        <w:spacing w:after="0" w:line="360" w:lineRule="auto"/>
+        <w:ind w:firstLine="709"/>
+        <w:jc w:val="both"/>
+        <w:rPr>
+          <w:lang w:val="ru-RU"/>
+        </w:rPr>
+      </w:pPr>
+      <w:r>
+        <w:rPr>
+          <w:lang w:val="ru-RU"/>
+        </w:rPr>
+        <w:t xml:space="preserve">Опишем теперь каждый слой, как представлено на рисунке 8. </w:t>
+      </w:r>
+    </w:p>
+    <w:p>
+      <w:pPr>
+        <w:spacing w:after="0" w:line="360" w:lineRule="auto"/>
+        <w:ind w:firstLine="709"/>
+        <w:jc w:val="center"/>
+        <w:rPr>
+          <w:lang w:val="ru-RU"/>
+        </w:rPr>
+      </w:pPr>
+      <w:r>
+        <w:rPr>
+          <w:lang w:val="ru-RU"/>
+        </w:rPr>
+        <w:drawing>
+          <wp:inline distT="0" distB="0" distL="0" distR="0" wp14:anchorId="01708CED" wp14:editId="5335E6DC">
+            <wp:extent cx="5661497" cy="1073597"/>
+            <wp:effectExtent l="0" t="0" r="3175" b="6350"/>
+            <wp:docPr id="1077535881" name="Рисунок 1"/>
+            <wp:cNvGraphicFramePr>
+              <a:graphicFrameLocks xmlns:a="http://schemas.openxmlformats.org/drawingml/2006/main" noChangeAspect="1"/>
+            </wp:cNvGraphicFramePr>
+            <a:graphic xmlns:a="http://schemas.openxmlformats.org/drawingml/2006/main">
+              <a:graphicData uri="http://schemas.openxmlformats.org/drawingml/2006/picture">
+                <pic:pic xmlns:pic="http://schemas.openxmlformats.org/drawingml/2006/picture">
+                  <pic:nvPicPr>
+                    <pic:cNvPr id="1077535881" name=""/>
+                    <pic:cNvPicPr/>
+                  </pic:nvPicPr>
+                  <pic:blipFill>
+                    <a:blip r:embed="rId13"/>
+                    <a:stretch>
+                      <a:fillRect/>
+                    </a:stretch>
+                  </pic:blipFill>
+                  <pic:spPr>
+                    <a:xfrm>
+                      <a:off x="0" y="0"/>
+                      <a:ext cx="5686340" cy="1078308"/>
+                    </a:xfrm>
+                    <a:prstGeom prst="rect">
+                      <a:avLst/>
+                    </a:prstGeom>
+                  </pic:spPr>
+                </pic:pic>
+              </a:graphicData>
+            </a:graphic>
+          </wp:inline>
+        </w:drawing>
+      </w:r>
+    </w:p>
+    <w:p>
+      <w:pPr>
+        <w:spacing w:after="0" w:line="360" w:lineRule="auto"/>
+        <w:ind w:firstLine="709"/>
+        <w:jc w:val="center"/>
+        <w:rPr>
+          <w:sz w:val="24"/>
+          <w:szCs w:val="21"/>
+          <w:lang w:val="ru-RU"/>
+        </w:rPr>
+      </w:pPr>
+      <w:r>
+        <w:rPr>
+          <w:sz w:val="24"/>
+          <w:szCs w:val="21"/>
+          <w:lang w:val="ru-RU"/>
+        </w:rPr>
+        <w:t>Рисунок 8 – послойное описание архитектуры сети</w:t>
+      </w:r>
+    </w:p>
+    <w:p>
+      <w:pPr>
+        <w:spacing w:after="0" w:line="360" w:lineRule="auto"/>
+        <w:ind w:firstLine="709"/>
+        <w:jc w:val="center"/>
+        <w:rPr>
+          <w:lang w:val="ru-RU"/>
+        </w:rPr>
+      </w:pPr>
+    </w:p>
+    <w:p>
+      <w:pPr>
+        <w:spacing w:after="0" w:line="360" w:lineRule="auto"/>
+        <w:ind w:firstLine="709"/>
+        <w:jc w:val="both"/>
+        <w:rPr>
+          <w:lang w:val="ru-RU"/>
+        </w:rPr>
+      </w:pPr>
+      <w:r>
+        <w:rPr>
+          <w:lang w:val="ru-RU"/>
+        </w:rPr>
+        <w:t>Всего параметров: 5 120 257 (из них 99.99% — в первом линейном слое).</w:t>
+      </w:r>
+    </w:p>
+    <w:p>
+      <w:pPr>
+        <w:spacing w:after="0" w:line="360" w:lineRule="auto"/>
+        <w:ind w:firstLine="709"/>
+        <w:jc w:val="both"/>
+        <w:rPr>
+          <w:lang w:val="ru-RU"/>
+        </w:rPr>
+      </w:pPr>
+      <w:r>
+        <w:rPr>
+          <w:lang w:val="ru-RU"/>
+        </w:rPr>
+        <w:t>4. Функция потерь и оптимизация</w:t>
+      </w:r>
+      <w:r>
+        <w:rPr>
+          <w:lang w:val="ru-RU"/>
+        </w:rPr>
+        <w:t xml:space="preserve">. </w:t>
+      </w:r>
+    </w:p>
+    <w:p>
+      <w:pPr>
+        <w:spacing w:after="0" w:line="360" w:lineRule="auto"/>
+        <w:ind w:firstLine="709"/>
+        <w:jc w:val="both"/>
+        <w:rPr>
+          <w:lang w:val="ru-RU"/>
+        </w:rPr>
+      </w:pPr>
+      <w:proofErr w:type="spellStart"/>
+      <w:r>
+        <w:rPr>
+          <w:lang w:val="ru-RU"/>
+        </w:rPr>
+        <w:t>BCEWithLogitsLoss</w:t>
+      </w:r>
+      <w:proofErr w:type="spellEnd"/>
+      <w:r>
+        <w:rPr>
+          <w:lang w:val="ru-RU"/>
+        </w:rPr>
+        <w:t xml:space="preserve"> — бинарная кросс-энтропия с встроенным </w:t>
+      </w:r>
+      <w:proofErr w:type="spellStart"/>
+      <w:r>
+        <w:rPr>
+          <w:lang w:val="ru-RU"/>
+        </w:rPr>
+        <w:t>sigmoid</w:t>
+      </w:r>
+      <w:proofErr w:type="spellEnd"/>
+      <w:r>
+        <w:rPr>
+          <w:lang w:val="ru-RU"/>
+        </w:rPr>
+        <w:t>:</w:t>
+      </w:r>
+    </w:p>
+    <w:p>
+      <w:pPr>
+        <w:spacing w:after="0" w:line="360" w:lineRule="auto"/>
+        <w:ind w:firstLine="709"/>
+        <w:jc w:val="both"/>
+      </w:pPr>
+      <w:r>
+        <w:t>Loss</w:t>
+      </w:r>
+      <w:r>
+        <w:rPr>
+          <w:lang w:val="ru-RU"/>
+        </w:rPr>
+        <w:t xml:space="preserve"> = -[</w:t>
+      </w:r>
+      <w:r>
+        <w:t>y</w:t>
+      </w:r>
+      <w:r>
+        <w:rPr>
+          <w:lang w:val="ru-RU"/>
+        </w:rPr>
+        <w:t>·</w:t>
+      </w:r>
+      <w:r>
+        <w:t>log</w:t>
+      </w:r>
+      <w:r>
+        <w:rPr>
+          <w:lang w:val="ru-RU"/>
+        </w:rPr>
+        <w:t>(</w:t>
+      </w:r>
+      <w:r>
+        <w:rPr>
+          <w:lang w:val="ru-RU"/>
+        </w:rPr>
+        <w:t>σ</w:t>
+      </w:r>
+      <w:r>
+        <w:rPr>
+          <w:lang w:val="ru-RU"/>
+        </w:rPr>
+        <w:t>(</w:t>
+      </w:r>
+      <w:r>
+        <w:t>x</w:t>
+      </w:r>
+      <w:r>
+        <w:rPr>
+          <w:lang w:val="ru-RU"/>
+        </w:rPr>
+        <w:t>)) + (1-</w:t>
+      </w:r>
+      <w:proofErr w:type="gramStart"/>
+      <w:r>
+        <w:t>y</w:t>
+      </w:r>
+      <w:r>
+        <w:rPr>
+          <w:lang w:val="ru-RU"/>
+        </w:rPr>
+        <w:t>)·</w:t>
+      </w:r>
+      <w:proofErr w:type="gramEnd"/>
+      <w:r>
+        <w:t>log</w:t>
+      </w:r>
+      <w:r>
+        <w:rPr>
+          <w:lang w:val="ru-RU"/>
+        </w:rPr>
+        <w:t>(1-</w:t>
+      </w:r>
+      <w:r>
+        <w:rPr>
+          <w:lang w:val="ru-RU"/>
+        </w:rPr>
+        <w:t>σ</w:t>
+      </w:r>
+      <w:r>
+        <w:rPr>
+          <w:lang w:val="ru-RU"/>
+        </w:rPr>
+        <w:t>(</w:t>
+      </w:r>
+      <w:r>
+        <w:t>x</w:t>
+      </w:r>
+      <w:r>
+        <w:rPr>
+          <w:lang w:val="ru-RU"/>
+        </w:rPr>
+        <w:t>))]</w:t>
+      </w:r>
+      <w:r>
+        <w:rPr>
+          <w:lang w:val="ru-RU"/>
+        </w:rPr>
+        <w:t xml:space="preserve">, </w:t>
+      </w:r>
+      <w:r>
+        <w:rPr>
+          <w:lang w:val="ru-RU"/>
+        </w:rPr>
+        <w:t xml:space="preserve">где σ(x) = 1/(1+e^(-x)) — </w:t>
+      </w:r>
+      <w:proofErr w:type="spellStart"/>
+      <w:r>
+        <w:rPr>
+          <w:lang w:val="ru-RU"/>
+        </w:rPr>
+        <w:t>sigmoid</w:t>
+      </w:r>
+      <w:proofErr w:type="spellEnd"/>
+      <w:r>
+        <w:rPr>
+          <w:lang w:val="ru-RU"/>
+        </w:rPr>
+        <w:t>, y — истинная метка (0/1), x — выход модели (</w:t>
+      </w:r>
+      <w:proofErr w:type="spellStart"/>
+      <w:r>
+        <w:rPr>
+          <w:lang w:val="ru-RU"/>
+        </w:rPr>
+        <w:t>logit</w:t>
+      </w:r>
+      <w:proofErr w:type="spellEnd"/>
+      <w:r>
+        <w:rPr>
+          <w:lang w:val="ru-RU"/>
+        </w:rPr>
+        <w:t xml:space="preserve">). Комбинация </w:t>
+      </w:r>
+      <w:proofErr w:type="spellStart"/>
+      <w:r>
+        <w:rPr>
+          <w:lang w:val="ru-RU"/>
+        </w:rPr>
+        <w:t>LogSigmoid</w:t>
+      </w:r>
+      <w:proofErr w:type="spellEnd"/>
+      <w:r>
+        <w:rPr>
+          <w:lang w:val="ru-RU"/>
+        </w:rPr>
+        <w:t xml:space="preserve"> + </w:t>
+      </w:r>
+      <w:proofErr w:type="spellStart"/>
+      <w:r>
+        <w:rPr>
+          <w:lang w:val="ru-RU"/>
+        </w:rPr>
+        <w:t>NLLLoss</w:t>
+      </w:r>
+      <w:proofErr w:type="spellEnd"/>
+      <w:r>
+        <w:rPr>
+          <w:lang w:val="ru-RU"/>
+        </w:rPr>
+        <w:t xml:space="preserve"> в одном вызове численно устойчивее, чем раздельное</w:t>
+      </w:r>
+      <w:r>
+        <w:rPr>
+          <w:lang w:val="ru-RU"/>
+        </w:rPr>
+        <w:t xml:space="preserve"> </w:t>
+      </w:r>
+      <w:r>
+        <w:rPr>
+          <w:lang w:val="ru-RU"/>
+        </w:rPr>
+        <w:t>применение.</w:t>
+      </w:r>
+    </w:p>
+    <w:p>
+      <w:pPr>
+        <w:spacing w:after="0" w:line="360" w:lineRule="auto"/>
+        <w:ind w:firstLine="709"/>
+        <w:jc w:val="both"/>
+      </w:pPr>
+      <w:proofErr w:type="spellStart"/>
+      <w:r>
+        <w:t>AdamW</w:t>
+      </w:r>
+      <w:proofErr w:type="spellEnd"/>
+      <w:r>
+        <w:t xml:space="preserve"> — </w:t>
+      </w:r>
+      <w:r>
+        <w:rPr>
+          <w:lang w:val="ru-RU"/>
+        </w:rPr>
+        <w:t>оптимизатор</w:t>
+      </w:r>
+      <w:r>
+        <w:t xml:space="preserve"> </w:t>
+      </w:r>
+      <w:r>
+        <w:rPr>
+          <w:lang w:val="ru-RU"/>
+        </w:rPr>
+        <w:t>с</w:t>
+      </w:r>
+      <w:r>
+        <w:t xml:space="preserve"> decoupled weight decay:</w:t>
+      </w:r>
+    </w:p>
+    <w:p>
+      <w:pPr>
+        <w:spacing w:after="0" w:line="360" w:lineRule="auto"/>
+        <w:ind w:firstLine="709"/>
+        <w:jc w:val="both"/>
+      </w:pPr>
+      <w:r>
+        <w:t>- Learning rate: 0.003</w:t>
+      </w:r>
+      <w:r>
+        <w:t>.</w:t>
+      </w:r>
+    </w:p>
+    <w:p>
+      <w:pPr>
+        <w:spacing w:after="0" w:line="360" w:lineRule="auto"/>
+        <w:ind w:firstLine="709"/>
+        <w:jc w:val="both"/>
+      </w:pPr>
+      <w:r>
+        <w:rPr>
+          <w:lang w:val="ru-RU"/>
+        </w:rPr>
+        <w:t xml:space="preserve">- </w:t>
+      </w:r>
+      <w:r>
+        <w:t>Weight</w:t>
+      </w:r>
+      <w:r>
+        <w:rPr>
+          <w:lang w:val="ru-RU"/>
+        </w:rPr>
+        <w:t xml:space="preserve"> </w:t>
+      </w:r>
+      <w:r>
+        <w:t>decay</w:t>
+      </w:r>
+      <w:r>
+        <w:rPr>
+          <w:lang w:val="ru-RU"/>
+        </w:rPr>
+        <w:t>: 0.01 (</w:t>
+      </w:r>
+      <w:r>
+        <w:t>L</w:t>
+      </w:r>
+      <w:r>
+        <w:rPr>
+          <w:lang w:val="ru-RU"/>
+        </w:rPr>
+        <w:t>2-</w:t>
+      </w:r>
+      <w:r>
+        <w:rPr>
+          <w:lang w:val="ru-RU"/>
+        </w:rPr>
+        <w:t>регуляризация</w:t>
+      </w:r>
+      <w:r>
+        <w:rPr>
+          <w:lang w:val="ru-RU"/>
+        </w:rPr>
+        <w:t xml:space="preserve"> </w:t>
+      </w:r>
+      <w:r>
+        <w:rPr>
+          <w:lang w:val="ru-RU"/>
+        </w:rPr>
+        <w:t>весов</w:t>
+      </w:r>
+      <w:r>
+        <w:rPr>
+          <w:lang w:val="ru-RU"/>
+        </w:rPr>
+        <w:t>)</w:t>
+      </w:r>
+      <w:r>
+        <w:rPr>
+          <w:lang w:val="ru-RU"/>
+        </w:rPr>
+        <w:t>.</w:t>
+      </w:r>
+    </w:p>
+    <w:p>
+      <w:pPr>
+        <w:spacing w:after="0" w:line="360" w:lineRule="auto"/>
+        <w:ind w:firstLine="709"/>
+        <w:jc w:val="both"/>
+        <w:rPr>
+          <w:lang w:val="ru-RU"/>
+        </w:rPr>
+      </w:pPr>
+      <w:r>
+        <w:rPr>
+          <w:lang w:val="ru-RU"/>
+        </w:rPr>
+        <w:t>- β₁=0.9, β₂=0.999 (моменты по умолчанию)</w:t>
+      </w:r>
+    </w:p>
+    <w:p>
+      <w:pPr>
+        <w:spacing w:after="0" w:line="360" w:lineRule="auto"/>
+        <w:ind w:firstLine="709"/>
+        <w:jc w:val="both"/>
+        <w:rPr>
+          <w:lang w:val="ru-RU"/>
+        </w:rPr>
+      </w:pPr>
+    </w:p>
+    <w:p>
+      <w:pPr>
+        <w:spacing w:after="0" w:line="360" w:lineRule="auto"/>
         <w:ind w:firstLine="708"/>
         <w:jc w:val="both"/>
-        <w:rPr>
-          <w:sz w:val="24"/>
-          <w:szCs w:val="21"/>
-          <w:lang w:val="ru-RU"/>
-        </w:rPr>
-      </w:pPr>
-    </w:p>
-    <w:p>
-      <w:pPr>
-        <w:spacing w:line="360" w:lineRule="auto"/>
+      </w:pPr>
+      <w:proofErr w:type="spellStart"/>
+      <w:r>
+        <w:rPr>
+          <w:lang w:val="ru-RU"/>
+        </w:rPr>
+        <w:t>Weight</w:t>
+      </w:r>
+      <w:proofErr w:type="spellEnd"/>
+      <w:r>
+        <w:rPr>
+          <w:lang w:val="ru-RU"/>
+        </w:rPr>
+        <w:t xml:space="preserve"> </w:t>
+      </w:r>
+      <w:proofErr w:type="spellStart"/>
+      <w:r>
+        <w:rPr>
+          <w:lang w:val="ru-RU"/>
+        </w:rPr>
+        <w:t>decay</w:t>
+      </w:r>
+      <w:proofErr w:type="spellEnd"/>
+      <w:r>
+        <w:rPr>
+          <w:lang w:val="ru-RU"/>
+        </w:rPr>
+        <w:t xml:space="preserve"> штрафует большие веса, не давая модели «запоминать» обучающую выборку.</w:t>
+      </w:r>
+    </w:p>
+    <w:p>
+      <w:pPr>
+        <w:spacing w:after="0" w:line="360" w:lineRule="auto"/>
         <w:ind w:firstLine="708"/>
         <w:jc w:val="both"/>
-        <w:rPr>
-          <w:lang w:val="ru-RU"/>
-        </w:rPr>
+      </w:pPr>
+      <w:proofErr w:type="spellStart"/>
+      <w:r>
+        <w:t>CosineAnnealingLR</w:t>
+      </w:r>
+      <w:proofErr w:type="spellEnd"/>
+      <w:r>
+        <w:t xml:space="preserve"> — </w:t>
+      </w:r>
+      <w:r>
+        <w:rPr>
+          <w:lang w:val="ru-RU"/>
+        </w:rPr>
+        <w:t>планировщик</w:t>
+      </w:r>
+      <w:r>
+        <w:t xml:space="preserve"> learning rate:</w:t>
+      </w:r>
+      <w:r>
+        <w:t xml:space="preserve"> </w:t>
+      </w:r>
+      <w:proofErr w:type="spellStart"/>
+      <w:r>
+        <w:t>lr</w:t>
+      </w:r>
+      <w:proofErr w:type="spellEnd"/>
+      <w:r>
+        <w:t xml:space="preserve">(t) = </w:t>
+      </w:r>
+      <w:r>
+        <w:rPr>
+          <w:lang w:val="ru-RU"/>
+        </w:rPr>
+        <w:t>η</w:t>
+      </w:r>
+      <w:r>
+        <w:t xml:space="preserve">_min + </w:t>
+      </w:r>
+      <w:proofErr w:type="gramStart"/>
+      <w:r>
+        <w:t>½(</w:t>
+      </w:r>
+      <w:proofErr w:type="gramEnd"/>
+      <w:r>
+        <w:rPr>
+          <w:lang w:val="ru-RU"/>
+        </w:rPr>
+        <w:t>η</w:t>
+      </w:r>
+      <w:r>
+        <w:t xml:space="preserve">_max - </w:t>
+      </w:r>
+      <w:r>
+        <w:rPr>
+          <w:lang w:val="ru-RU"/>
+        </w:rPr>
+        <w:t>η</w:t>
+      </w:r>
+      <w:r>
+        <w:t>_</w:t>
+      </w:r>
+      <w:proofErr w:type="gramStart"/>
+      <w:r>
+        <w:t>min)(</w:t>
+      </w:r>
+      <w:proofErr w:type="gramEnd"/>
+      <w:r>
+        <w:t>1 + cos(</w:t>
+      </w:r>
+      <w:r>
+        <w:rPr>
+          <w:lang w:val="ru-RU"/>
+        </w:rPr>
+        <w:t>π</w:t>
+      </w:r>
+      <w:r>
+        <w:t>t/T_max))</w:t>
+      </w:r>
+      <w:r>
+        <w:t xml:space="preserve">. </w:t>
+      </w:r>
+    </w:p>
+    <w:p>
+      <w:pPr>
+        <w:spacing w:after="0" w:line="360" w:lineRule="auto"/>
+        <w:ind w:firstLine="708"/>
+        <w:jc w:val="both"/>
+      </w:pPr>
+      <w:r>
+        <w:rPr>
+          <w:lang w:val="ru-RU"/>
+        </w:rPr>
+        <w:t xml:space="preserve">Learning </w:t>
+      </w:r>
+      <w:proofErr w:type="spellStart"/>
+      <w:r>
+        <w:rPr>
+          <w:lang w:val="ru-RU"/>
+        </w:rPr>
+        <w:t>rate</w:t>
+      </w:r>
+      <w:proofErr w:type="spellEnd"/>
+      <w:r>
+        <w:rPr>
+          <w:lang w:val="ru-RU"/>
+        </w:rPr>
+        <w:t xml:space="preserve"> плавно снижается от 0.003 до 0.00001 по косинусной кривой за 30 эпох. Это помогает модели в начале быстро обучаться (высокий </w:t>
+      </w:r>
+      <w:proofErr w:type="spellStart"/>
+      <w:r>
+        <w:rPr>
+          <w:lang w:val="ru-RU"/>
+        </w:rPr>
+        <w:t>lr</w:t>
+      </w:r>
+      <w:proofErr w:type="spellEnd"/>
+      <w:r>
+        <w:rPr>
+          <w:lang w:val="ru-RU"/>
+        </w:rPr>
+        <w:t>), а к концу тонко настраиваться</w:t>
+      </w:r>
+      <w:r>
+        <w:rPr>
+          <w:lang w:val="ru-RU"/>
+        </w:rPr>
+        <w:t xml:space="preserve"> </w:t>
+      </w:r>
+      <w:r>
+        <w:rPr>
+          <w:lang w:val="ru-RU"/>
+        </w:rPr>
+        <w:t xml:space="preserve">(низкий </w:t>
+      </w:r>
+      <w:proofErr w:type="spellStart"/>
+      <w:r>
+        <w:rPr>
+          <w:lang w:val="ru-RU"/>
+        </w:rPr>
+        <w:t>lr</w:t>
+      </w:r>
+      <w:proofErr w:type="spellEnd"/>
+      <w:r>
+        <w:rPr>
+          <w:lang w:val="ru-RU"/>
+        </w:rPr>
+        <w:t>).</w:t>
+      </w:r>
+    </w:p>
+    <w:p>
+      <w:pPr>
+        <w:spacing w:after="0" w:line="360" w:lineRule="auto"/>
+        <w:ind w:firstLine="709"/>
+        <w:jc w:val="both"/>
+        <w:rPr>
+          <w:lang w:val="ru-RU"/>
+        </w:rPr>
+      </w:pPr>
+      <w:r>
+        <w:rPr>
+          <w:lang w:val="ru-RU"/>
+        </w:rPr>
+        <w:t xml:space="preserve">  5. Сохранение лучшей модели</w:t>
+      </w:r>
+      <w:r>
+        <w:rPr>
+          <w:lang w:val="ru-RU"/>
+        </w:rPr>
+        <w:t xml:space="preserve">. </w:t>
+      </w:r>
+      <w:r>
+        <w:rPr>
+          <w:lang w:val="ru-RU"/>
+        </w:rPr>
+        <w:t xml:space="preserve">После каждой эпохи модель проверяется на </w:t>
+      </w:r>
+      <w:proofErr w:type="spellStart"/>
+      <w:r>
+        <w:rPr>
+          <w:lang w:val="ru-RU"/>
+        </w:rPr>
+        <w:t>валидационной</w:t>
+      </w:r>
+      <w:proofErr w:type="spellEnd"/>
+      <w:r>
+        <w:rPr>
+          <w:lang w:val="ru-RU"/>
+        </w:rPr>
+        <w:t xml:space="preserve"> выборке. Если </w:t>
+      </w:r>
+      <w:proofErr w:type="spellStart"/>
+      <w:r>
+        <w:rPr>
+          <w:lang w:val="ru-RU"/>
+        </w:rPr>
+        <w:t>accuracy</w:t>
+      </w:r>
+      <w:proofErr w:type="spellEnd"/>
+      <w:r>
+        <w:rPr>
+          <w:lang w:val="ru-RU"/>
+        </w:rPr>
+        <w:t xml:space="preserve"> улучшилась — веса сохраняются. В конце обучения загружаются веса лучшей эпохи (а не последней). Это</w:t>
+      </w:r>
+      <w:r>
+        <w:rPr>
+          <w:lang w:val="ru-RU"/>
+        </w:rPr>
+        <w:t xml:space="preserve"> </w:t>
+      </w:r>
+      <w:r>
+        <w:rPr>
+          <w:lang w:val="ru-RU"/>
+        </w:rPr>
+        <w:t xml:space="preserve">аналог </w:t>
+      </w:r>
+      <w:proofErr w:type="spellStart"/>
+      <w:r>
+        <w:rPr>
+          <w:lang w:val="ru-RU"/>
+        </w:rPr>
+        <w:t>Early</w:t>
+      </w:r>
+      <w:proofErr w:type="spellEnd"/>
+      <w:r>
+        <w:rPr>
+          <w:lang w:val="ru-RU"/>
+        </w:rPr>
+        <w:t xml:space="preserve"> </w:t>
+      </w:r>
+      <w:proofErr w:type="spellStart"/>
+      <w:r>
+        <w:rPr>
+          <w:lang w:val="ru-RU"/>
+        </w:rPr>
+        <w:t>Stopping</w:t>
+      </w:r>
+      <w:proofErr w:type="spellEnd"/>
+      <w:r>
+        <w:rPr>
+          <w:lang w:val="ru-RU"/>
+        </w:rPr>
+        <w:t xml:space="preserve"> без остановки обучения.</w:t>
+      </w:r>
+    </w:p>
+    <w:p>
+      <w:pPr>
+        <w:spacing w:after="0" w:line="360" w:lineRule="auto"/>
+        <w:ind w:firstLine="709"/>
+        <w:jc w:val="both"/>
+        <w:rPr>
+          <w:lang w:val="ru-RU"/>
+        </w:rPr>
+      </w:pPr>
+      <w:r>
+        <w:rPr>
+          <w:lang w:val="ru-RU"/>
+        </w:rPr>
+        <w:t>6. Почему выбрана именно эта архитектура</w:t>
+      </w:r>
+      <w:r>
+        <w:rPr>
+          <w:lang w:val="ru-RU"/>
+        </w:rPr>
+        <w:t xml:space="preserve">. </w:t>
+      </w:r>
+      <w:r>
+        <w:rPr>
+          <w:lang w:val="ru-RU"/>
+        </w:rPr>
+        <w:t>Были опробованы и отвергнуты:</w:t>
+      </w:r>
+    </w:p>
+    <w:p>
+      <w:pPr>
+        <w:spacing w:after="0" w:line="360" w:lineRule="auto"/>
+        <w:ind w:firstLine="709"/>
+        <w:jc w:val="both"/>
+        <w:rPr>
+          <w:lang w:val="ru-RU"/>
+        </w:rPr>
+      </w:pPr>
+      <w:r>
+        <w:rPr>
+          <w:lang w:val="ru-RU"/>
+        </w:rPr>
+        <w:t xml:space="preserve">  - LSTM (</w:t>
+      </w:r>
+      <w:proofErr w:type="spellStart"/>
+      <w:r>
+        <w:rPr>
+          <w:lang w:val="ru-RU"/>
+        </w:rPr>
+        <w:t>Bidirectional</w:t>
+      </w:r>
+      <w:proofErr w:type="spellEnd"/>
+      <w:r>
+        <w:rPr>
+          <w:lang w:val="ru-RU"/>
+        </w:rPr>
+        <w:t xml:space="preserve">, 2 слоя) — 72% </w:t>
+      </w:r>
+      <w:proofErr w:type="spellStart"/>
+      <w:r>
+        <w:rPr>
+          <w:lang w:val="ru-RU"/>
+        </w:rPr>
+        <w:t>accuracy</w:t>
+      </w:r>
+      <w:proofErr w:type="spellEnd"/>
+      <w:r>
+        <w:rPr>
+          <w:lang w:val="ru-RU"/>
+        </w:rPr>
+        <w:t xml:space="preserve">. Переобучение из-за малого датасета (~1900 </w:t>
+      </w:r>
+      <w:proofErr w:type="spellStart"/>
+      <w:r>
+        <w:rPr>
+          <w:lang w:val="ru-RU"/>
+        </w:rPr>
+        <w:t>train</w:t>
+      </w:r>
+      <w:proofErr w:type="spellEnd"/>
+      <w:r>
+        <w:rPr>
+          <w:lang w:val="ru-RU"/>
+        </w:rPr>
+        <w:t xml:space="preserve">) и большого числа параметров </w:t>
+      </w:r>
+      <w:proofErr w:type="spellStart"/>
+      <w:r>
+        <w:rPr>
+          <w:lang w:val="ru-RU"/>
+        </w:rPr>
+        <w:t>embedding</w:t>
+      </w:r>
+      <w:proofErr w:type="spellEnd"/>
+      <w:r>
+        <w:rPr>
+          <w:lang w:val="ru-RU"/>
+        </w:rPr>
+        <w:t>-слоя</w:t>
+      </w:r>
+    </w:p>
+    <w:p>
+      <w:pPr>
+        <w:spacing w:after="0" w:line="360" w:lineRule="auto"/>
+        <w:ind w:firstLine="709"/>
+        <w:jc w:val="both"/>
+        <w:rPr>
+          <w:lang w:val="ru-RU"/>
+        </w:rPr>
+      </w:pPr>
+      <w:r>
+        <w:rPr>
+          <w:lang w:val="ru-RU"/>
+        </w:rPr>
+        <w:t xml:space="preserve">  - </w:t>
+      </w:r>
+      <w:proofErr w:type="spellStart"/>
+      <w:r>
+        <w:rPr>
+          <w:lang w:val="ru-RU"/>
+        </w:rPr>
+        <w:t>TextCNN</w:t>
+      </w:r>
+      <w:proofErr w:type="spellEnd"/>
+      <w:r>
+        <w:rPr>
+          <w:lang w:val="ru-RU"/>
+        </w:rPr>
+        <w:t xml:space="preserve"> (Conv1D, фильтры 2-5) — 69%. Та же проблема: </w:t>
+      </w:r>
+      <w:proofErr w:type="spellStart"/>
+      <w:r>
+        <w:rPr>
+          <w:lang w:val="ru-RU"/>
+        </w:rPr>
+        <w:t>embedding</w:t>
+      </w:r>
+      <w:proofErr w:type="spellEnd"/>
+      <w:r>
+        <w:rPr>
+          <w:lang w:val="ru-RU"/>
+        </w:rPr>
+        <w:t xml:space="preserve"> на 8480 токенов × 128 </w:t>
+      </w:r>
+      <w:proofErr w:type="spellStart"/>
+      <w:r>
+        <w:rPr>
+          <w:lang w:val="ru-RU"/>
+        </w:rPr>
+        <w:t>dim</w:t>
+      </w:r>
+      <w:proofErr w:type="spellEnd"/>
+      <w:r>
+        <w:rPr>
+          <w:lang w:val="ru-RU"/>
+        </w:rPr>
+        <w:t xml:space="preserve"> = 1M параметров при 1900 обучающих примерах</w:t>
+      </w:r>
+    </w:p>
+    <w:p>
+      <w:pPr>
+        <w:spacing w:after="0" w:line="360" w:lineRule="auto"/>
+        <w:ind w:firstLine="709"/>
+        <w:jc w:val="both"/>
+      </w:pPr>
+      <w:r>
+        <w:rPr>
+          <w:lang w:val="ru-RU"/>
+        </w:rPr>
+        <w:t xml:space="preserve">  </w:t>
+      </w:r>
+      <w:r>
+        <w:t xml:space="preserve">- </w:t>
+      </w:r>
+      <w:proofErr w:type="spellStart"/>
+      <w:r>
+        <w:t>BoW</w:t>
+      </w:r>
+      <w:proofErr w:type="spellEnd"/>
+      <w:r>
+        <w:t xml:space="preserve"> + </w:t>
+      </w:r>
+      <w:proofErr w:type="spellStart"/>
+      <w:r>
+        <w:t>FeedForward</w:t>
+      </w:r>
+      <w:proofErr w:type="spellEnd"/>
+      <w:r>
+        <w:t xml:space="preserve"> (</w:t>
+      </w:r>
+      <w:r>
+        <w:rPr>
+          <w:lang w:val="ru-RU"/>
+        </w:rPr>
+        <w:t>без</w:t>
+      </w:r>
+      <w:r>
+        <w:t xml:space="preserve"> TF-IDF) — 76%. </w:t>
+      </w:r>
+      <w:r>
+        <w:rPr>
+          <w:lang w:val="ru-RU"/>
+        </w:rPr>
+        <w:t>Без IDF-взвешивания частотные, но неинформативные слова («и», «а», «в») доминируют</w:t>
+      </w:r>
+    </w:p>
+    <w:p>
+      <w:pPr>
+        <w:spacing w:after="0" w:line="360" w:lineRule="auto"/>
+        <w:ind w:firstLine="709"/>
+        <w:jc w:val="both"/>
+        <w:rPr>
+          <w:lang w:val="ru-RU"/>
+        </w:rPr>
+      </w:pPr>
+      <w:r>
+        <w:rPr>
+          <w:lang w:val="ru-RU"/>
+        </w:rPr>
+        <w:t xml:space="preserve">  TF-IDF + </w:t>
+      </w:r>
+      <w:proofErr w:type="spellStart"/>
+      <w:r>
+        <w:rPr>
+          <w:lang w:val="ru-RU"/>
+        </w:rPr>
+        <w:t>FeedForward</w:t>
+      </w:r>
+      <w:proofErr w:type="spellEnd"/>
+      <w:r>
+        <w:rPr>
+          <w:lang w:val="ru-RU"/>
+        </w:rPr>
+        <w:t xml:space="preserve"> сработала на 87.8%, потому что:</w:t>
+      </w:r>
+    </w:p>
+    <w:p>
+      <w:pPr>
+        <w:spacing w:after="0" w:line="360" w:lineRule="auto"/>
+        <w:ind w:firstLine="709"/>
+        <w:jc w:val="both"/>
+        <w:rPr>
+          <w:lang w:val="ru-RU"/>
+        </w:rPr>
+      </w:pPr>
+      <w:r>
+        <w:rPr>
+          <w:lang w:val="ru-RU"/>
+        </w:rPr>
+        <w:t xml:space="preserve">  1. TF-IDF взвешивание выделяет информативные слова («фигня», «мечта», «хромает», «офигенная»)</w:t>
+      </w:r>
+    </w:p>
+    <w:p>
+      <w:pPr>
+        <w:spacing w:after="0" w:line="360" w:lineRule="auto"/>
+        <w:ind w:firstLine="709"/>
+        <w:jc w:val="both"/>
+        <w:rPr>
+          <w:lang w:val="ru-RU"/>
+        </w:rPr>
+      </w:pPr>
+      <w:r>
+        <w:rPr>
+          <w:lang w:val="ru-RU"/>
+        </w:rPr>
+        <w:t xml:space="preserve">  2. </w:t>
+      </w:r>
+      <w:proofErr w:type="spellStart"/>
+      <w:r>
+        <w:rPr>
+          <w:lang w:val="ru-RU"/>
+        </w:rPr>
+        <w:t>Character</w:t>
+      </w:r>
+      <w:proofErr w:type="spellEnd"/>
+      <w:r>
+        <w:rPr>
+          <w:lang w:val="ru-RU"/>
+        </w:rPr>
+        <w:t xml:space="preserve"> n-</w:t>
+      </w:r>
+      <w:proofErr w:type="spellStart"/>
+      <w:r>
+        <w:rPr>
+          <w:lang w:val="ru-RU"/>
+        </w:rPr>
+        <w:t>grams</w:t>
+      </w:r>
+      <w:proofErr w:type="spellEnd"/>
+      <w:r>
+        <w:rPr>
+          <w:lang w:val="ru-RU"/>
+        </w:rPr>
+        <w:t xml:space="preserve"> (2–5) ловят морфологию русского языка (окончания -</w:t>
+      </w:r>
+      <w:proofErr w:type="spellStart"/>
+      <w:r>
+        <w:rPr>
+          <w:lang w:val="ru-RU"/>
+        </w:rPr>
+        <w:t>ный</w:t>
+      </w:r>
+      <w:proofErr w:type="spellEnd"/>
+      <w:r>
+        <w:rPr>
+          <w:lang w:val="ru-RU"/>
+        </w:rPr>
+        <w:t>, -</w:t>
+      </w:r>
+      <w:proofErr w:type="spellStart"/>
+      <w:r>
+        <w:rPr>
+          <w:lang w:val="ru-RU"/>
+        </w:rPr>
+        <w:t>ая</w:t>
+      </w:r>
+      <w:proofErr w:type="spellEnd"/>
+      <w:r>
+        <w:rPr>
+          <w:lang w:val="ru-RU"/>
+        </w:rPr>
+        <w:t>, приставки не-)</w:t>
+      </w:r>
+    </w:p>
+    <w:p>
+      <w:pPr>
+        <w:spacing w:after="0" w:line="360" w:lineRule="auto"/>
+        <w:ind w:firstLine="709"/>
+        <w:jc w:val="both"/>
+        <w:rPr>
+          <w:lang w:val="ru-RU"/>
+        </w:rPr>
+      </w:pPr>
+      <w:r>
+        <w:rPr>
+          <w:lang w:val="ru-RU"/>
+        </w:rPr>
+        <w:t xml:space="preserve">  3. </w:t>
+      </w:r>
+      <w:proofErr w:type="spellStart"/>
+      <w:r>
+        <w:rPr>
+          <w:lang w:val="ru-RU"/>
+        </w:rPr>
+        <w:t>Oversampling</w:t>
+      </w:r>
+      <w:proofErr w:type="spellEnd"/>
+      <w:r>
+        <w:rPr>
+          <w:lang w:val="ru-RU"/>
+        </w:rPr>
+        <w:t xml:space="preserve"> вместо </w:t>
+      </w:r>
+      <w:proofErr w:type="spellStart"/>
+      <w:r>
+        <w:rPr>
+          <w:lang w:val="ru-RU"/>
+        </w:rPr>
+        <w:t>undersampling</w:t>
+      </w:r>
+      <w:proofErr w:type="spellEnd"/>
+      <w:r>
+        <w:rPr>
+          <w:lang w:val="ru-RU"/>
+        </w:rPr>
+        <w:t xml:space="preserve"> сохраняет все 2191 позитивных отзывов (вместо потери 1003)</w:t>
+      </w:r>
+    </w:p>
+    <w:p>
+      <w:pPr>
+        <w:spacing w:after="0" w:line="360" w:lineRule="auto"/>
+        <w:ind w:firstLine="709"/>
+        <w:jc w:val="both"/>
+      </w:pPr>
+      <w:r>
+        <w:rPr>
+          <w:lang w:val="ru-RU"/>
+        </w:rPr>
+        <w:t xml:space="preserve">  4. Модель имеет ~5M параметров, но 99.9% из них — один линейный слой (фактически логистическая регрессия в скрытом 128-мерном </w:t>
+      </w:r>
+      <w:r>
+        <w:rPr>
+          <w:lang w:val="ru-RU"/>
+        </w:rPr>
+        <w:lastRenderedPageBreak/>
+        <w:t xml:space="preserve">пространстве), что устойчиво к переобучению с </w:t>
+      </w:r>
+      <w:proofErr w:type="spellStart"/>
+      <w:r>
+        <w:rPr>
+          <w:lang w:val="ru-RU"/>
+        </w:rPr>
+        <w:t>AdamW</w:t>
+      </w:r>
+      <w:proofErr w:type="spellEnd"/>
+      <w:r>
+        <w:rPr>
+          <w:lang w:val="ru-RU"/>
+        </w:rPr>
+        <w:t xml:space="preserve"> +</w:t>
+      </w:r>
+      <w:r>
+        <w:rPr>
+          <w:lang w:val="ru-RU"/>
+        </w:rPr>
+        <w:t xml:space="preserve"> </w:t>
+      </w:r>
+      <w:proofErr w:type="spellStart"/>
+      <w:r>
+        <w:rPr>
+          <w:lang w:val="ru-RU"/>
+        </w:rPr>
+        <w:t>Dropout</w:t>
+      </w:r>
+      <w:proofErr w:type="spellEnd"/>
+      <w:r>
+        <w:rPr>
+          <w:lang w:val="ru-RU"/>
+        </w:rPr>
+        <w:t xml:space="preserve"> + </w:t>
+      </w:r>
+      <w:proofErr w:type="spellStart"/>
+      <w:r>
+        <w:rPr>
+          <w:lang w:val="ru-RU"/>
+        </w:rPr>
+        <w:t>weight</w:t>
+      </w:r>
+      <w:proofErr w:type="spellEnd"/>
+      <w:r>
+        <w:rPr>
+          <w:lang w:val="ru-RU"/>
+        </w:rPr>
+        <w:t xml:space="preserve"> </w:t>
+      </w:r>
+      <w:proofErr w:type="spellStart"/>
+      <w:r>
+        <w:rPr>
+          <w:lang w:val="ru-RU"/>
+        </w:rPr>
+        <w:t>decay</w:t>
+      </w:r>
+      <w:proofErr w:type="spellEnd"/>
+      <w:r>
+        <w:rPr>
+          <w:lang w:val="ru-RU"/>
+        </w:rPr>
+        <w:t xml:space="preserve">. </w:t>
+      </w:r>
+    </w:p>
+    <w:p>
+      <w:pPr>
+        <w:spacing w:after="0" w:line="360" w:lineRule="auto"/>
+        <w:ind w:firstLine="709"/>
+        <w:jc w:val="center"/>
+      </w:pPr>
+      <w:r>
+        <w:drawing>
+          <wp:inline distT="0" distB="0" distL="0" distR="0" wp14:anchorId="5B05C3AC" wp14:editId="0266CC8B">
+            <wp:extent cx="5340807" cy="4484451"/>
+            <wp:effectExtent l="0" t="0" r="6350" b="0"/>
+            <wp:docPr id="1066653388" name="Рисунок 1"/>
+            <wp:cNvGraphicFramePr>
+              <a:graphicFrameLocks xmlns:a="http://schemas.openxmlformats.org/drawingml/2006/main" noChangeAspect="1"/>
+            </wp:cNvGraphicFramePr>
+            <a:graphic xmlns:a="http://schemas.openxmlformats.org/drawingml/2006/main">
+              <a:graphicData uri="http://schemas.openxmlformats.org/drawingml/2006/picture">
+                <pic:pic xmlns:pic="http://schemas.openxmlformats.org/drawingml/2006/picture">
+                  <pic:nvPicPr>
+                    <pic:cNvPr id="1066653388" name=""/>
+                    <pic:cNvPicPr/>
+                  </pic:nvPicPr>
+                  <pic:blipFill>
+                    <a:blip r:embed="rId14"/>
+                    <a:stretch>
+                      <a:fillRect/>
+                    </a:stretch>
+                  </pic:blipFill>
+                  <pic:spPr>
+                    <a:xfrm>
+                      <a:off x="0" y="0"/>
+                      <a:ext cx="5370109" cy="4509054"/>
+                    </a:xfrm>
+                    <a:prstGeom prst="rect">
+                      <a:avLst/>
+                    </a:prstGeom>
+                  </pic:spPr>
+                </pic:pic>
+              </a:graphicData>
+            </a:graphic>
+          </wp:inline>
+        </w:drawing>
+      </w:r>
+    </w:p>
+    <w:p>
+      <w:pPr>
+        <w:spacing w:after="0" w:line="360" w:lineRule="auto"/>
+        <w:ind w:firstLine="709"/>
+        <w:jc w:val="center"/>
       </w:pPr>
     </w:p>
     <w:sectPr>

--- a/сross_platform_software_systems/2026_2027/3/Ковалев Д.П ВКБ43 Отчет.docx
+++ b/сross_platform_software_systems/2026_2027/3/Ковалев Д.П ВКБ43 Отчет.docx
@@ -432,21 +432,7 @@
         <w:rPr>
           <w:lang w:val="ru-RU"/>
         </w:rPr>
-        <w:t xml:space="preserve">г. </w:t>
-      </w:r>
-      <w:proofErr w:type="spellStart"/>
-      <w:r>
-        <w:rPr>
-          <w:lang w:val="ru-RU"/>
-        </w:rPr>
-        <w:t>Ростов</w:t>
-      </w:r>
-      <w:proofErr w:type="spellEnd"/>
-      <w:r>
-        <w:rPr>
-          <w:lang w:val="ru-RU"/>
-        </w:rPr>
-        <w:t>-на-Дону</w:t>
+        <w:t>г. Ростов-на-Дону</w:t>
       </w:r>
     </w:p>
     <w:p>
@@ -554,7 +540,6 @@
         <w:tab/>
         <w:t xml:space="preserve">Для выполнения лабораторной работы будем использовать фреймворк </w:t>
       </w:r>
-      <w:proofErr w:type="spellStart"/>
       <w:r>
         <w:rPr>
           <w:sz w:val="28"/>
@@ -563,7 +548,6 @@
         </w:rPr>
         <w:t>pytorch</w:t>
       </w:r>
-      <w:proofErr w:type="spellEnd"/>
       <w:r>
         <w:rPr>
           <w:sz w:val="28"/>
@@ -586,7 +570,6 @@
         </w:rPr>
         <w:t xml:space="preserve">, </w:t>
       </w:r>
-      <w:proofErr w:type="spellStart"/>
       <w:r>
         <w:rPr>
           <w:sz w:val="28"/>
@@ -595,7 +578,6 @@
         </w:rPr>
         <w:t>httpx</w:t>
       </w:r>
-      <w:proofErr w:type="spellEnd"/>
       <w:r>
         <w:rPr>
           <w:sz w:val="28"/>
@@ -603,7 +585,6 @@
         </w:rPr>
         <w:t xml:space="preserve">, </w:t>
       </w:r>
-      <w:proofErr w:type="spellStart"/>
       <w:r>
         <w:rPr>
           <w:sz w:val="28"/>
@@ -612,7 +593,6 @@
         </w:rPr>
         <w:t>dishka</w:t>
       </w:r>
-      <w:proofErr w:type="spellEnd"/>
       <w:r>
         <w:rPr>
           <w:sz w:val="28"/>
@@ -1213,22 +1193,18 @@
         <w:lastRenderedPageBreak/>
         <w:t xml:space="preserve">Но на рисунке 5 представлена лишь сама логика, без прикладной части, то есть без использования </w:t>
       </w:r>
-      <w:proofErr w:type="spellStart"/>
       <w:r>
         <w:t>PyTorch</w:t>
       </w:r>
-      <w:proofErr w:type="spellEnd"/>
       <w:r>
         <w:rPr>
           <w:lang w:val="ru-RU"/>
         </w:rPr>
         <w:t xml:space="preserve">. На рисунке 6 представлена логика </w:t>
       </w:r>
-      <w:proofErr w:type="spellStart"/>
       <w:r>
         <w:t>PyTorch</w:t>
       </w:r>
-      <w:proofErr w:type="spellEnd"/>
       <w:r>
         <w:rPr>
           <w:lang w:val="ru-RU"/>
@@ -1305,7 +1281,6 @@
         </w:rPr>
         <w:t xml:space="preserve">Рисунок 6 – прикладная логика с </w:t>
       </w:r>
-      <w:proofErr w:type="spellStart"/>
       <w:r>
         <w:rPr>
           <w:sz w:val="24"/>
@@ -1313,7 +1288,6 @@
         </w:rPr>
         <w:t>PyTorch</w:t>
       </w:r>
-      <w:proofErr w:type="spellEnd"/>
     </w:p>
     <w:p>
       <w:pPr>
@@ -1331,16 +1305,8 @@
         <w:rPr>
           <w:lang w:val="ru-RU"/>
         </w:rPr>
-        <w:t xml:space="preserve">писание модели и </w:t>
-      </w:r>
-      <w:proofErr w:type="spellStart"/>
-      <w:r>
-        <w:rPr>
-          <w:lang w:val="ru-RU"/>
-        </w:rPr>
-        <w:t>пайплайна</w:t>
-      </w:r>
-      <w:proofErr w:type="spellEnd"/>
+        <w:t>писание модели и пайплайна</w:t>
+      </w:r>
       <w:r>
         <w:rPr>
           <w:lang w:val="ru-RU"/>
@@ -1373,35 +1339,7 @@
         <w:rPr>
           <w:lang w:val="ru-RU"/>
         </w:rPr>
-        <w:t xml:space="preserve">Уровень 1 — Word </w:t>
-      </w:r>
-      <w:proofErr w:type="spellStart"/>
-      <w:r>
-        <w:rPr>
-          <w:lang w:val="ru-RU"/>
-        </w:rPr>
-        <w:t>unigrams</w:t>
-      </w:r>
-      <w:proofErr w:type="spellEnd"/>
-      <w:r>
-        <w:rPr>
-          <w:lang w:val="ru-RU"/>
-        </w:rPr>
-        <w:t>. Текст приводится к нижнему регистру, затем регулярным выражением [а-яёa-z0-</w:t>
-      </w:r>
-      <w:proofErr w:type="gramStart"/>
-      <w:r>
-        <w:rPr>
-          <w:lang w:val="ru-RU"/>
-        </w:rPr>
-        <w:t>9]+</w:t>
-      </w:r>
-      <w:proofErr w:type="gramEnd"/>
-      <w:r>
-        <w:rPr>
-          <w:lang w:val="ru-RU"/>
-        </w:rPr>
-        <w:t xml:space="preserve"> извлекаются отдельные слова. Например:</w:t>
+        <w:t>Уровень 1 — Word unigrams. Текст приводится к нижнему регистру, затем регулярным выражением [а-яёa-z0-9]+ извлекаются отдельные слова. Например:</w:t>
       </w:r>
       <w:r>
         <w:rPr>
@@ -1436,21 +1374,7 @@
           <w:lang w:val="ru-RU"/>
         </w:rPr>
         <w:lastRenderedPageBreak/>
-        <w:t xml:space="preserve">Уровень 2 — Word </w:t>
-      </w:r>
-      <w:proofErr w:type="spellStart"/>
-      <w:r>
-        <w:rPr>
-          <w:lang w:val="ru-RU"/>
-        </w:rPr>
-        <w:t>bigrams</w:t>
-      </w:r>
-      <w:proofErr w:type="spellEnd"/>
-      <w:r>
-        <w:rPr>
-          <w:lang w:val="ru-RU"/>
-        </w:rPr>
-        <w:t>. Из последовательных пар слов формируются биграммы с префиксом w_. Они захватывают устойчивые словосочетания:</w:t>
+        <w:t>Уровень 2 — Word bigrams. Из последовательных пар слов формируются биграммы с префиксом w_. Они захватывают устойчивые словосочетания:</w:t>
       </w:r>
       <w:r>
         <w:rPr>
@@ -1462,49 +1386,7 @@
         <w:rPr>
           <w:lang w:val="ru-RU"/>
         </w:rPr>
-        <w:t>["шляпа", "а", "не", "авто"] → ["</w:t>
-      </w:r>
-      <w:proofErr w:type="spellStart"/>
-      <w:r>
-        <w:rPr>
-          <w:lang w:val="ru-RU"/>
-        </w:rPr>
-        <w:t>w_шляпа_а</w:t>
-      </w:r>
-      <w:proofErr w:type="spellEnd"/>
-      <w:r>
-        <w:rPr>
-          <w:lang w:val="ru-RU"/>
-        </w:rPr>
-        <w:t>", "</w:t>
-      </w:r>
-      <w:proofErr w:type="spellStart"/>
-      <w:r>
-        <w:rPr>
-          <w:lang w:val="ru-RU"/>
-        </w:rPr>
-        <w:t>w_а_не</w:t>
-      </w:r>
-      <w:proofErr w:type="spellEnd"/>
-      <w:r>
-        <w:rPr>
-          <w:lang w:val="ru-RU"/>
-        </w:rPr>
-        <w:t>", "</w:t>
-      </w:r>
-      <w:proofErr w:type="spellStart"/>
-      <w:r>
-        <w:rPr>
-          <w:lang w:val="ru-RU"/>
-        </w:rPr>
-        <w:t>w_не_авто</w:t>
-      </w:r>
-      <w:proofErr w:type="spellEnd"/>
-      <w:r>
-        <w:rPr>
-          <w:lang w:val="ru-RU"/>
-        </w:rPr>
-        <w:t>"]</w:t>
+        <w:t>["шляпа", "а", "не", "авто"] → ["w_шляпа_а", "w_а_не", "w_не_авто"]</w:t>
       </w:r>
       <w:r>
         <w:rPr>
@@ -1526,35 +1408,7 @@
         <w:rPr>
           <w:lang w:val="ru-RU"/>
         </w:rPr>
-        <w:t xml:space="preserve">Уровень 3 — </w:t>
-      </w:r>
-      <w:proofErr w:type="spellStart"/>
-      <w:r>
-        <w:rPr>
-          <w:lang w:val="ru-RU"/>
-        </w:rPr>
-        <w:t>Character</w:t>
-      </w:r>
-      <w:proofErr w:type="spellEnd"/>
-      <w:r>
-        <w:rPr>
-          <w:lang w:val="ru-RU"/>
-        </w:rPr>
-        <w:t xml:space="preserve"> n-</w:t>
-      </w:r>
-      <w:proofErr w:type="spellStart"/>
-      <w:r>
-        <w:rPr>
-          <w:lang w:val="ru-RU"/>
-        </w:rPr>
-        <w:t>grams</w:t>
-      </w:r>
-      <w:proofErr w:type="spellEnd"/>
-      <w:r>
-        <w:rPr>
-          <w:lang w:val="ru-RU"/>
-        </w:rPr>
-        <w:t xml:space="preserve"> (2–5). Каждое слово дополняется пробелами по краям (" слово "), затем генерируются все подстроки длиной от 2 до 5 символов с префиксом c_. Это</w:t>
+        <w:t>Уровень 3 — Character n-grams (2–5). Каждое слово дополняется пробелами по краям (" слово "), затем генерируются все подстроки длиной от 2 до 5 символов с префиксом c_. Это</w:t>
       </w:r>
       <w:r>
         <w:rPr>
@@ -1596,21 +1450,7 @@
         <w:rPr>
           <w:lang w:val="ru-RU"/>
         </w:rPr>
-        <w:t>n=2: [" а", "</w:t>
-      </w:r>
-      <w:proofErr w:type="spellStart"/>
-      <w:r>
-        <w:rPr>
-          <w:lang w:val="ru-RU"/>
-        </w:rPr>
-        <w:t>ав</w:t>
-      </w:r>
-      <w:proofErr w:type="spellEnd"/>
-      <w:r>
-        <w:rPr>
-          <w:lang w:val="ru-RU"/>
-        </w:rPr>
-        <w:t>", "вт", "то", "о "]</w:t>
+        <w:t>n=2: [" а", "ав", "вт", "то", "о "]</w:t>
       </w:r>
       <w:r>
         <w:rPr>
@@ -1622,49 +1462,7 @@
         <w:rPr>
           <w:lang w:val="ru-RU"/>
         </w:rPr>
-        <w:t xml:space="preserve">n=3: [" </w:t>
-      </w:r>
-      <w:proofErr w:type="spellStart"/>
-      <w:r>
-        <w:rPr>
-          <w:lang w:val="ru-RU"/>
-        </w:rPr>
-        <w:t>ав</w:t>
-      </w:r>
-      <w:proofErr w:type="spellEnd"/>
-      <w:r>
-        <w:rPr>
-          <w:lang w:val="ru-RU"/>
-        </w:rPr>
-        <w:t>", "</w:t>
-      </w:r>
-      <w:proofErr w:type="spellStart"/>
-      <w:r>
-        <w:rPr>
-          <w:lang w:val="ru-RU"/>
-        </w:rPr>
-        <w:t>авт</w:t>
-      </w:r>
-      <w:proofErr w:type="spellEnd"/>
-      <w:r>
-        <w:rPr>
-          <w:lang w:val="ru-RU"/>
-        </w:rPr>
-        <w:t>", "</w:t>
-      </w:r>
-      <w:proofErr w:type="spellStart"/>
-      <w:r>
-        <w:rPr>
-          <w:lang w:val="ru-RU"/>
-        </w:rPr>
-        <w:t>вто</w:t>
-      </w:r>
-      <w:proofErr w:type="spellEnd"/>
-      <w:r>
-        <w:rPr>
-          <w:lang w:val="ru-RU"/>
-        </w:rPr>
-        <w:t>", "то "]</w:t>
+        <w:t>n=3: [" ав", "авт", "вто", "то "]</w:t>
       </w:r>
       <w:r>
         <w:rPr>
@@ -1676,35 +1474,7 @@
         <w:rPr>
           <w:lang w:val="ru-RU"/>
         </w:rPr>
-        <w:t xml:space="preserve">n=4: [" </w:t>
-      </w:r>
-      <w:proofErr w:type="spellStart"/>
-      <w:r>
-        <w:rPr>
-          <w:lang w:val="ru-RU"/>
-        </w:rPr>
-        <w:t>авт</w:t>
-      </w:r>
-      <w:proofErr w:type="spellEnd"/>
-      <w:r>
-        <w:rPr>
-          <w:lang w:val="ru-RU"/>
-        </w:rPr>
-        <w:t>", "авто", "</w:t>
-      </w:r>
-      <w:proofErr w:type="spellStart"/>
-      <w:r>
-        <w:rPr>
-          <w:lang w:val="ru-RU"/>
-        </w:rPr>
-        <w:t>вто</w:t>
-      </w:r>
-      <w:proofErr w:type="spellEnd"/>
-      <w:r>
-        <w:rPr>
-          <w:lang w:val="ru-RU"/>
-        </w:rPr>
-        <w:t xml:space="preserve"> "]</w:t>
+        <w:t>n=4: [" авт", "авто", "вто "]</w:t>
       </w:r>
       <w:r>
         <w:rPr>
@@ -1806,186 +1576,78 @@
         <w:rPr>
           <w:lang w:val="ru-RU"/>
         </w:rPr>
-        <w:t xml:space="preserve">Шаг 1 — </w:t>
-      </w:r>
-      <w:proofErr w:type="spellStart"/>
-      <w:r>
-        <w:rPr>
-          <w:lang w:val="ru-RU"/>
-        </w:rPr>
-        <w:t>Bag</w:t>
-      </w:r>
-      <w:proofErr w:type="spellEnd"/>
+        <w:t>Шаг 1 — Bag of Words. Для каждого отзыва создаётся вектор размерности 40 000, где значение каждого элемента — количество вхождений соответствующего токена.</w:t>
+      </w:r>
+    </w:p>
+    <w:p>
+      <w:pPr>
+        <w:spacing w:after="0" w:line="360" w:lineRule="auto"/>
+        <w:ind w:firstLine="709"/>
+        <w:jc w:val="both"/>
+        <w:rPr>
+          <w:lang w:val="ru-RU"/>
+        </w:rPr>
+      </w:pPr>
+      <w:r>
+        <w:rPr>
+          <w:lang w:val="ru-RU"/>
+        </w:rPr>
+        <w:t>Шаг</w:t>
+      </w:r>
+      <w:r>
+        <w:t xml:space="preserve"> 2 — IDF (Inverse Document Frequency). </w:t>
+      </w:r>
+      <w:r>
+        <w:rPr>
+          <w:lang w:val="ru-RU"/>
+        </w:rPr>
+        <w:t>Рассчитывается по обучающей выборке:</w:t>
+      </w:r>
       <w:r>
         <w:rPr>
           <w:lang w:val="ru-RU"/>
         </w:rPr>
         <w:t xml:space="preserve"> </w:t>
       </w:r>
-      <w:proofErr w:type="spellStart"/>
-      <w:r>
-        <w:rPr>
-          <w:lang w:val="ru-RU"/>
-        </w:rPr>
-        <w:t>of</w:t>
-      </w:r>
-      <w:proofErr w:type="spellEnd"/>
+      <w:r>
+        <w:rPr>
+          <w:lang w:val="ru-RU"/>
+        </w:rPr>
+        <w:t>IDF(t) = log((N + 1) / (df(t) + 1)) + 1</w:t>
+      </w:r>
+      <w:r>
+        <w:rPr>
+          <w:lang w:val="ru-RU"/>
+        </w:rPr>
+        <w:t xml:space="preserve">, </w:t>
+      </w:r>
+      <w:r>
+        <w:rPr>
+          <w:lang w:val="ru-RU"/>
+        </w:rPr>
+        <w:t>где N — число документов, df(t) — в скольких документах встречается токен t. Сглаживание (+1) предотвращает деление на ноль. Редкие, но информативные слова получают высокий вес.</w:t>
+      </w:r>
+    </w:p>
+    <w:p>
+      <w:pPr>
+        <w:spacing w:after="0" w:line="360" w:lineRule="auto"/>
+        <w:ind w:firstLine="709"/>
+        <w:jc w:val="both"/>
+      </w:pPr>
+      <w:r>
+        <w:rPr>
+          <w:lang w:val="ru-RU"/>
+        </w:rPr>
+        <w:t xml:space="preserve">  Шаг 3 — TF-IDF + L2-нормализация.</w:t>
+      </w:r>
       <w:r>
         <w:rPr>
           <w:lang w:val="ru-RU"/>
         </w:rPr>
         <w:t xml:space="preserve"> </w:t>
       </w:r>
-      <w:proofErr w:type="spellStart"/>
-      <w:r>
-        <w:rPr>
-          <w:lang w:val="ru-RU"/>
-        </w:rPr>
-        <w:t>Words</w:t>
-      </w:r>
-      <w:proofErr w:type="spellEnd"/>
-      <w:r>
-        <w:rPr>
-          <w:lang w:val="ru-RU"/>
-        </w:rPr>
-        <w:t>. Для каждого отзыва создаётся вектор размерности 40 000, где значение каждого элемента — количество вхождений соответствующего токена.</w:t>
-      </w:r>
-    </w:p>
-    <w:p>
-      <w:pPr>
-        <w:spacing w:after="0" w:line="360" w:lineRule="auto"/>
-        <w:ind w:firstLine="709"/>
-        <w:jc w:val="both"/>
-        <w:rPr>
-          <w:lang w:val="ru-RU"/>
-        </w:rPr>
-      </w:pPr>
-      <w:r>
-        <w:rPr>
-          <w:lang w:val="ru-RU"/>
-        </w:rPr>
-        <w:t>Шаг</w:t>
-      </w:r>
-      <w:r>
-        <w:t xml:space="preserve"> 2 — IDF (Inverse Document Frequency). </w:t>
-      </w:r>
-      <w:r>
-        <w:rPr>
-          <w:lang w:val="ru-RU"/>
-        </w:rPr>
-        <w:t>Рассчитывается по обучающей выборке:</w:t>
-      </w:r>
-      <w:r>
-        <w:rPr>
-          <w:lang w:val="ru-RU"/>
-        </w:rPr>
-        <w:t xml:space="preserve"> </w:t>
-      </w:r>
-      <w:r>
-        <w:rPr>
-          <w:lang w:val="ru-RU"/>
-        </w:rPr>
-        <w:t xml:space="preserve">IDF(t) = </w:t>
-      </w:r>
-      <w:proofErr w:type="spellStart"/>
-      <w:proofErr w:type="gramStart"/>
-      <w:r>
-        <w:rPr>
-          <w:lang w:val="ru-RU"/>
-        </w:rPr>
-        <w:t>log</w:t>
-      </w:r>
-      <w:proofErr w:type="spellEnd"/>
-      <w:r>
-        <w:rPr>
-          <w:lang w:val="ru-RU"/>
-        </w:rPr>
-        <w:t>(</w:t>
-      </w:r>
-      <w:proofErr w:type="gramEnd"/>
-      <w:r>
-        <w:rPr>
-          <w:lang w:val="ru-RU"/>
-        </w:rPr>
-        <w:t>(N + 1) / (</w:t>
-      </w:r>
-      <w:proofErr w:type="spellStart"/>
-      <w:r>
-        <w:rPr>
-          <w:lang w:val="ru-RU"/>
-        </w:rPr>
-        <w:t>df</w:t>
-      </w:r>
-      <w:proofErr w:type="spellEnd"/>
-      <w:r>
-        <w:rPr>
-          <w:lang w:val="ru-RU"/>
-        </w:rPr>
-        <w:t>(t) + 1)) + 1</w:t>
-      </w:r>
-      <w:r>
-        <w:rPr>
-          <w:lang w:val="ru-RU"/>
-        </w:rPr>
-        <w:t xml:space="preserve">, </w:t>
-      </w:r>
-      <w:r>
-        <w:rPr>
-          <w:lang w:val="ru-RU"/>
-        </w:rPr>
-        <w:t xml:space="preserve">где N — число документов, </w:t>
-      </w:r>
-      <w:proofErr w:type="spellStart"/>
-      <w:r>
-        <w:rPr>
-          <w:lang w:val="ru-RU"/>
-        </w:rPr>
-        <w:t>df</w:t>
-      </w:r>
-      <w:proofErr w:type="spellEnd"/>
-      <w:r>
-        <w:rPr>
-          <w:lang w:val="ru-RU"/>
-        </w:rPr>
-        <w:t>(t) — в скольких документах встречается токен t. Сглаживание (+1) предотвращает деление на ноль. Редкие, но информативные слова получают высокий вес.</w:t>
-      </w:r>
-    </w:p>
-    <w:p>
-      <w:pPr>
-        <w:spacing w:after="0" w:line="360" w:lineRule="auto"/>
-        <w:ind w:firstLine="709"/>
-        <w:jc w:val="both"/>
-      </w:pPr>
-      <w:r>
-        <w:rPr>
-          <w:lang w:val="ru-RU"/>
-        </w:rPr>
-        <w:t xml:space="preserve">  Шаг 3 — TF-IDF + L2-нормализация.</w:t>
-      </w:r>
-      <w:r>
-        <w:rPr>
-          <w:lang w:val="ru-RU"/>
-        </w:rPr>
-        <w:t xml:space="preserve"> </w:t>
-      </w:r>
-      <w:r>
-        <w:t>TF-</w:t>
-      </w:r>
-      <w:proofErr w:type="gramStart"/>
-      <w:r>
-        <w:t>IDF(</w:t>
-      </w:r>
-      <w:proofErr w:type="gramEnd"/>
-      <w:r>
-        <w:t xml:space="preserve">t, d) = </w:t>
-      </w:r>
-      <w:proofErr w:type="gramStart"/>
-      <w:r>
-        <w:t>TF(</w:t>
-      </w:r>
-      <w:proofErr w:type="gramEnd"/>
-      <w:r>
-        <w:t>t, d) × IDF(t)</w:t>
+      <w:r>
+        <w:t>TF-IDF(t, d) = TF(t, d) × IDF(t)</w:t>
       </w:r>
     </w:p>
     <w:p>
@@ -2017,21 +1679,7 @@
         <w:rPr>
           <w:lang w:val="ru-RU"/>
         </w:rPr>
-        <w:t xml:space="preserve">  На выходе каждый отзыв представлен как плотный </w:t>
-      </w:r>
-      <w:proofErr w:type="spellStart"/>
-      <w:r>
-        <w:rPr>
-          <w:lang w:val="ru-RU"/>
-        </w:rPr>
-        <w:t>float</w:t>
-      </w:r>
-      <w:proofErr w:type="spellEnd"/>
-      <w:r>
-        <w:rPr>
-          <w:lang w:val="ru-RU"/>
-        </w:rPr>
-        <w:t>-вектор размерности 40</w:t>
+        <w:t xml:space="preserve">  На выходе каждый отзыв представлен как плотный float-вектор размерности 40</w:t>
       </w:r>
       <w:r>
         <w:rPr>
@@ -2059,21 +1707,7 @@
         <w:rPr>
           <w:lang w:val="ru-RU"/>
         </w:rPr>
-        <w:t>3. Архитектура нейронной сети (</w:t>
-      </w:r>
-      <w:proofErr w:type="spellStart"/>
-      <w:r>
-        <w:rPr>
-          <w:lang w:val="ru-RU"/>
-        </w:rPr>
-        <w:t>SentimentNet</w:t>
-      </w:r>
-      <w:proofErr w:type="spellEnd"/>
-      <w:r>
-        <w:rPr>
-          <w:lang w:val="ru-RU"/>
-        </w:rPr>
-        <w:t>)</w:t>
+        <w:t>3. Архитектура нейронной сети (SentimentNet)</w:t>
       </w:r>
       <w:r>
         <w:rPr>
@@ -2095,49 +1729,7 @@
         <w:rPr>
           <w:lang w:val="ru-RU"/>
         </w:rPr>
-        <w:t xml:space="preserve">Используется </w:t>
-      </w:r>
-      <w:proofErr w:type="spellStart"/>
-      <w:r>
-        <w:rPr>
-          <w:lang w:val="ru-RU"/>
-        </w:rPr>
-        <w:t>полносвязная</w:t>
-      </w:r>
-      <w:proofErr w:type="spellEnd"/>
-      <w:r>
-        <w:rPr>
-          <w:lang w:val="ru-RU"/>
-        </w:rPr>
-        <w:t xml:space="preserve"> сеть прямого распространения (</w:t>
-      </w:r>
-      <w:proofErr w:type="spellStart"/>
-      <w:r>
-        <w:rPr>
-          <w:lang w:val="ru-RU"/>
-        </w:rPr>
-        <w:t>Feedforward</w:t>
-      </w:r>
-      <w:proofErr w:type="spellEnd"/>
-      <w:r>
-        <w:rPr>
-          <w:lang w:val="ru-RU"/>
-        </w:rPr>
-        <w:t xml:space="preserve"> </w:t>
-      </w:r>
-      <w:proofErr w:type="spellStart"/>
-      <w:r>
-        <w:rPr>
-          <w:lang w:val="ru-RU"/>
-        </w:rPr>
-        <w:t>Neural</w:t>
-      </w:r>
-      <w:proofErr w:type="spellEnd"/>
-      <w:r>
-        <w:rPr>
-          <w:lang w:val="ru-RU"/>
-        </w:rPr>
-        <w:t xml:space="preserve"> Network) с одним скрытым слоем:</w:t>
+        <w:t>Используется полносвязная сеть прямого распространения (Feedforward Neural Network) с одним скрытым слоем:</w:t>
       </w:r>
     </w:p>
     <w:p>
@@ -2379,33 +1971,11 @@
           <w:lang w:val="ru-RU"/>
         </w:rPr>
       </w:pPr>
-      <w:proofErr w:type="spellStart"/>
-      <w:r>
-        <w:rPr>
-          <w:lang w:val="ru-RU"/>
-        </w:rPr>
-        <w:t>BCEWithLogitsLoss</w:t>
-      </w:r>
-      <w:proofErr w:type="spellEnd"/>
-      <w:r>
-        <w:rPr>
-          <w:lang w:val="ru-RU"/>
-        </w:rPr>
-        <w:t xml:space="preserve"> — бинарная кросс-энтропия с встроенным </w:t>
-      </w:r>
-      <w:proofErr w:type="spellStart"/>
-      <w:r>
-        <w:rPr>
-          <w:lang w:val="ru-RU"/>
-        </w:rPr>
-        <w:t>sigmoid</w:t>
-      </w:r>
-      <w:proofErr w:type="spellEnd"/>
-      <w:r>
-        <w:rPr>
-          <w:lang w:val="ru-RU"/>
-        </w:rPr>
-        <w:t>:</w:t>
+      <w:r>
+        <w:rPr>
+          <w:lang w:val="ru-RU"/>
+        </w:rPr>
+        <w:t>BCEWithLogitsLoss — бинарная кросс-энтропия с встроенным sigmoid:</w:t>
       </w:r>
     </w:p>
     <w:p>
@@ -2462,7 +2032,6 @@
         </w:rPr>
         <w:t>)) + (1-</w:t>
       </w:r>
-      <w:proofErr w:type="gramStart"/>
       <w:r>
         <w:t>y</w:t>
       </w:r>
@@ -2472,7 +2041,6 @@
         </w:rPr>
         <w:t>)·</w:t>
       </w:r>
-      <w:proofErr w:type="gramEnd"/>
       <w:r>
         <w:t>log</w:t>
       </w:r>
@@ -2513,63 +2081,7 @@
         <w:rPr>
           <w:lang w:val="ru-RU"/>
         </w:rPr>
-        <w:t xml:space="preserve">где σ(x) = 1/(1+e^(-x)) — </w:t>
-      </w:r>
-      <w:proofErr w:type="spellStart"/>
-      <w:r>
-        <w:rPr>
-          <w:lang w:val="ru-RU"/>
-        </w:rPr>
-        <w:t>sigmoid</w:t>
-      </w:r>
-      <w:proofErr w:type="spellEnd"/>
-      <w:r>
-        <w:rPr>
-          <w:lang w:val="ru-RU"/>
-        </w:rPr>
-        <w:t>, y — истинная метка (0/1), x — выход модели (</w:t>
-      </w:r>
-      <w:proofErr w:type="spellStart"/>
-      <w:r>
-        <w:rPr>
-          <w:lang w:val="ru-RU"/>
-        </w:rPr>
-        <w:t>logit</w:t>
-      </w:r>
-      <w:proofErr w:type="spellEnd"/>
-      <w:r>
-        <w:rPr>
-          <w:lang w:val="ru-RU"/>
-        </w:rPr>
-        <w:t xml:space="preserve">). Комбинация </w:t>
-      </w:r>
-      <w:proofErr w:type="spellStart"/>
-      <w:r>
-        <w:rPr>
-          <w:lang w:val="ru-RU"/>
-        </w:rPr>
-        <w:t>LogSigmoid</w:t>
-      </w:r>
-      <w:proofErr w:type="spellEnd"/>
-      <w:r>
-        <w:rPr>
-          <w:lang w:val="ru-RU"/>
-        </w:rPr>
-        <w:t xml:space="preserve"> + </w:t>
-      </w:r>
-      <w:proofErr w:type="spellStart"/>
-      <w:r>
-        <w:rPr>
-          <w:lang w:val="ru-RU"/>
-        </w:rPr>
-        <w:t>NLLLoss</w:t>
-      </w:r>
-      <w:proofErr w:type="spellEnd"/>
-      <w:r>
-        <w:rPr>
-          <w:lang w:val="ru-RU"/>
-        </w:rPr>
-        <w:t xml:space="preserve"> в одном вызове численно устойчивее, чем раздельное</w:t>
+        <w:t>где σ(x) = 1/(1+e^(-x)) — sigmoid, y — истинная метка (0/1), x — выход модели (logit). Комбинация LogSigmoid + NLLLoss в одном вызове численно устойчивее, чем раздельное</w:t>
       </w:r>
       <w:r>
         <w:rPr>
@@ -2590,13 +2102,8 @@
         <w:ind w:firstLine="709"/>
         <w:jc w:val="both"/>
       </w:pPr>
-      <w:proofErr w:type="spellStart"/>
-      <w:r>
-        <w:t>AdamW</w:t>
-      </w:r>
-      <w:proofErr w:type="spellEnd"/>
-      <w:r>
-        <w:t xml:space="preserve"> — </w:t>
+      <w:r>
+        <w:t xml:space="preserve">AdamW — </w:t>
       </w:r>
       <w:r>
         <w:rPr>
@@ -2732,33 +2239,75 @@
         <w:ind w:firstLine="708"/>
         <w:jc w:val="both"/>
       </w:pPr>
-      <w:proofErr w:type="spellStart"/>
-      <w:r>
-        <w:rPr>
-          <w:lang w:val="ru-RU"/>
-        </w:rPr>
-        <w:t>Weight</w:t>
-      </w:r>
-      <w:proofErr w:type="spellEnd"/>
-      <w:r>
-        <w:rPr>
-          <w:lang w:val="ru-RU"/>
-        </w:rPr>
+      <w:r>
+        <w:rPr>
+          <w:lang w:val="ru-RU"/>
+        </w:rPr>
+        <w:t>Weight decay штрафует большие веса, не давая модели «запоминать» обучающую выборку.</w:t>
+      </w:r>
+    </w:p>
+    <w:p>
+      <w:pPr>
+        <w:spacing w:after="0" w:line="360" w:lineRule="auto"/>
+        <w:ind w:firstLine="708"/>
+        <w:jc w:val="both"/>
+      </w:pPr>
+      <w:r>
+        <w:t xml:space="preserve">CosineAnnealingLR — </w:t>
+      </w:r>
+      <w:r>
+        <w:rPr>
+          <w:lang w:val="ru-RU"/>
+        </w:rPr>
+        <w:t>планировщик</w:t>
+      </w:r>
+      <w:r>
+        <w:t xml:space="preserve"> learning rate:</w:t>
+      </w:r>
+      <w:r>
         <w:t xml:space="preserve"> </w:t>
       </w:r>
-      <w:proofErr w:type="spellStart"/>
-      <w:r>
-        <w:rPr>
-          <w:lang w:val="ru-RU"/>
-        </w:rPr>
-        <w:t>decay</w:t>
-      </w:r>
-      <w:proofErr w:type="spellEnd"/>
-      <w:r>
-        <w:rPr>
-          <w:lang w:val="ru-RU"/>
-        </w:rPr>
-        <w:t xml:space="preserve"> штрафует большие веса, не давая модели «запоминать» обучающую выборку.</w:t>
+      <w:r>
+        <w:t xml:space="preserve">lr(t) = </w:t>
+      </w:r>
+      <w:r>
+        <w:rPr>
+          <w:lang w:val="ru-RU"/>
+        </w:rPr>
+        <w:t>η</w:t>
+      </w:r>
+      <w:r>
+        <w:t>_min + ½(</w:t>
+      </w:r>
+      <w:r>
+        <w:rPr>
+          <w:lang w:val="ru-RU"/>
+        </w:rPr>
+        <w:t>η</w:t>
+      </w:r>
+      <w:r>
+        <w:t xml:space="preserve">_max - </w:t>
+      </w:r>
+      <w:r>
+        <w:rPr>
+          <w:lang w:val="ru-RU"/>
+        </w:rPr>
+        <w:t>η</w:t>
+      </w:r>
+      <w:r>
+        <w:t>_min)(1 + cos(</w:t>
+      </w:r>
+      <w:r>
+        <w:rPr>
+          <w:lang w:val="ru-RU"/>
+        </w:rPr>
+        <w:t>π</w:t>
+      </w:r>
+      <w:r>
+        <w:t>t/T_max))</w:t>
+      </w:r>
+      <w:r>
+        <w:t xml:space="preserve">. </w:t>
       </w:r>
     </w:p>
     <w:p>
@@ -2767,126 +2316,51 @@
         <w:ind w:firstLine="708"/>
         <w:jc w:val="both"/>
       </w:pPr>
-      <w:proofErr w:type="spellStart"/>
-      <w:r>
-        <w:t>CosineAnnealingLR</w:t>
-      </w:r>
-      <w:proofErr w:type="spellEnd"/>
-      <w:r>
-        <w:t xml:space="preserve"> — </w:t>
-      </w:r>
-      <w:r>
-        <w:rPr>
-          <w:lang w:val="ru-RU"/>
-        </w:rPr>
-        <w:t>планировщик</w:t>
-      </w:r>
-      <w:r>
-        <w:t xml:space="preserve"> learning rate:</w:t>
-      </w:r>
-      <w:r>
+      <w:r>
+        <w:rPr>
+          <w:lang w:val="ru-RU"/>
+        </w:rPr>
+        <w:t>Learning rate плавно снижается от 0.003 до 0.00001 по косинусной кривой за 30 эпох. Это помогает модели в начале быстро обучаться (высокий lr), а к концу тонко настраиваться</w:t>
+      </w:r>
+      <w:r>
+        <w:rPr>
+          <w:lang w:val="ru-RU"/>
+        </w:rPr>
         <w:t xml:space="preserve"> </w:t>
       </w:r>
-      <w:proofErr w:type="spellStart"/>
-      <w:r>
-        <w:t>lr</w:t>
-      </w:r>
-      <w:proofErr w:type="spellEnd"/>
-      <w:r>
-        <w:t xml:space="preserve">(t) = </w:t>
-      </w:r>
-      <w:r>
-        <w:rPr>
-          <w:lang w:val="ru-RU"/>
-        </w:rPr>
-        <w:t>η</w:t>
-      </w:r>
-      <w:r>
-        <w:t xml:space="preserve">_min + </w:t>
-      </w:r>
-      <w:proofErr w:type="gramStart"/>
-      <w:r>
-        <w:t>½(</w:t>
-      </w:r>
-      <w:proofErr w:type="gramEnd"/>
-      <w:r>
-        <w:rPr>
-          <w:lang w:val="ru-RU"/>
-        </w:rPr>
-        <w:t>η</w:t>
-      </w:r>
-      <w:r>
-        <w:t xml:space="preserve">_max - </w:t>
-      </w:r>
-      <w:r>
-        <w:rPr>
-          <w:lang w:val="ru-RU"/>
-        </w:rPr>
-        <w:t>η</w:t>
-      </w:r>
-      <w:r>
-        <w:t>_</w:t>
-      </w:r>
-      <w:proofErr w:type="gramStart"/>
-      <w:r>
-        <w:t>min)(</w:t>
-      </w:r>
-      <w:proofErr w:type="gramEnd"/>
-      <w:r>
-        <w:t>1 + cos(</w:t>
-      </w:r>
-      <w:r>
-        <w:rPr>
-          <w:lang w:val="ru-RU"/>
-        </w:rPr>
-        <w:t>π</w:t>
-      </w:r>
-      <w:r>
-        <w:t>t/T_max))</w:t>
-      </w:r>
-      <w:r>
+      <w:r>
+        <w:rPr>
+          <w:lang w:val="ru-RU"/>
+        </w:rPr>
+        <w:t>(низкий lr).</w:t>
+      </w:r>
+    </w:p>
+    <w:p>
+      <w:pPr>
+        <w:spacing w:after="0" w:line="360" w:lineRule="auto"/>
+        <w:ind w:firstLine="709"/>
+        <w:jc w:val="both"/>
+        <w:rPr>
+          <w:lang w:val="ru-RU"/>
+        </w:rPr>
+      </w:pPr>
+      <w:r>
+        <w:rPr>
+          <w:lang w:val="ru-RU"/>
+        </w:rPr>
+        <w:t xml:space="preserve">  5. Сохранение лучшей модели</w:t>
+      </w:r>
+      <w:r>
+        <w:rPr>
+          <w:lang w:val="ru-RU"/>
+        </w:rPr>
         <w:t xml:space="preserve">. </w:t>
       </w:r>
-    </w:p>
-    <w:p>
-      <w:pPr>
-        <w:spacing w:after="0" w:line="360" w:lineRule="auto"/>
-        <w:ind w:firstLine="708"/>
-        <w:jc w:val="both"/>
-      </w:pPr>
-      <w:r>
-        <w:rPr>
-          <w:lang w:val="ru-RU"/>
-        </w:rPr>
-        <w:t xml:space="preserve">Learning </w:t>
-      </w:r>
-      <w:proofErr w:type="spellStart"/>
-      <w:r>
-        <w:rPr>
-          <w:lang w:val="ru-RU"/>
-        </w:rPr>
-        <w:t>rate</w:t>
-      </w:r>
-      <w:proofErr w:type="spellEnd"/>
-      <w:r>
-        <w:rPr>
-          <w:lang w:val="ru-RU"/>
-        </w:rPr>
-        <w:t xml:space="preserve"> плавно снижается от 0.003 до 0.00001 по косинусной кривой за 30 эпох. Это помогает модели в начале быстро обучаться (высокий </w:t>
-      </w:r>
-      <w:proofErr w:type="spellStart"/>
-      <w:r>
-        <w:rPr>
-          <w:lang w:val="ru-RU"/>
-        </w:rPr>
-        <w:t>lr</w:t>
-      </w:r>
-      <w:proofErr w:type="spellEnd"/>
-      <w:r>
-        <w:rPr>
-          <w:lang w:val="ru-RU"/>
-        </w:rPr>
-        <w:t>), а к концу тонко настраиваться</w:t>
+      <w:r>
+        <w:rPr>
+          <w:lang w:val="ru-RU"/>
+        </w:rPr>
+        <w:t>После каждой эпохи модель проверяется на валидационной выборке. Если accuracy улучшилась — веса сохраняются. В конце обучения загружаются веса лучшей эпохи (а не последней). Это</w:t>
       </w:r>
       <w:r>
         <w:rPr>
@@ -2898,37 +2372,23 @@
         <w:rPr>
           <w:lang w:val="ru-RU"/>
         </w:rPr>
-        <w:t xml:space="preserve">(низкий </w:t>
-      </w:r>
-      <w:proofErr w:type="spellStart"/>
-      <w:r>
-        <w:rPr>
-          <w:lang w:val="ru-RU"/>
-        </w:rPr>
-        <w:t>lr</w:t>
-      </w:r>
-      <w:proofErr w:type="spellEnd"/>
-      <w:r>
-        <w:rPr>
-          <w:lang w:val="ru-RU"/>
-        </w:rPr>
-        <w:t>).</w:t>
-      </w:r>
-    </w:p>
-    <w:p>
-      <w:pPr>
-        <w:spacing w:after="0" w:line="360" w:lineRule="auto"/>
-        <w:ind w:firstLine="709"/>
-        <w:jc w:val="both"/>
-        <w:rPr>
-          <w:lang w:val="ru-RU"/>
-        </w:rPr>
-      </w:pPr>
-      <w:r>
-        <w:rPr>
-          <w:lang w:val="ru-RU"/>
-        </w:rPr>
-        <w:t xml:space="preserve">  5. Сохранение лучшей модели</w:t>
+        <w:t>аналог Early Stopping без остановки обучения.</w:t>
+      </w:r>
+    </w:p>
+    <w:p>
+      <w:pPr>
+        <w:spacing w:after="0" w:line="360" w:lineRule="auto"/>
+        <w:ind w:firstLine="709"/>
+        <w:jc w:val="both"/>
+        <w:rPr>
+          <w:lang w:val="ru-RU"/>
+        </w:rPr>
+      </w:pPr>
+      <w:r>
+        <w:rPr>
+          <w:lang w:val="ru-RU"/>
+        </w:rPr>
+        <w:t>6. Почему выбрана именно эта архитектура</w:t>
       </w:r>
       <w:r>
         <w:rPr>
@@ -2940,35 +2400,157 @@
         <w:rPr>
           <w:lang w:val="ru-RU"/>
         </w:rPr>
-        <w:t xml:space="preserve">После каждой эпохи модель проверяется на </w:t>
-      </w:r>
-      <w:proofErr w:type="spellStart"/>
-      <w:r>
-        <w:rPr>
-          <w:lang w:val="ru-RU"/>
-        </w:rPr>
-        <w:t>валидационной</w:t>
-      </w:r>
-      <w:proofErr w:type="spellEnd"/>
-      <w:r>
-        <w:rPr>
-          <w:lang w:val="ru-RU"/>
-        </w:rPr>
-        <w:t xml:space="preserve"> выборке. Если </w:t>
-      </w:r>
-      <w:proofErr w:type="spellStart"/>
-      <w:r>
-        <w:rPr>
-          <w:lang w:val="ru-RU"/>
-        </w:rPr>
-        <w:t>accuracy</w:t>
-      </w:r>
-      <w:proofErr w:type="spellEnd"/>
-      <w:r>
-        <w:rPr>
-          <w:lang w:val="ru-RU"/>
-        </w:rPr>
-        <w:t xml:space="preserve"> улучшилась — веса сохраняются. В конце обучения загружаются веса лучшей эпохи (а не последней). Это</w:t>
+        <w:t>Были опробованы и отвергнуты:</w:t>
+      </w:r>
+    </w:p>
+    <w:p>
+      <w:pPr>
+        <w:spacing w:after="0" w:line="360" w:lineRule="auto"/>
+        <w:ind w:firstLine="709"/>
+        <w:jc w:val="both"/>
+        <w:rPr>
+          <w:lang w:val="ru-RU"/>
+        </w:rPr>
+      </w:pPr>
+      <w:r>
+        <w:rPr>
+          <w:lang w:val="ru-RU"/>
+        </w:rPr>
+        <w:t xml:space="preserve">  - LSTM (Bidirectional, 2 слоя) — 72% accuracy. Переобучение из-за малого датасета (~1900 train) и большого числа параметров embedding-слоя</w:t>
+      </w:r>
+    </w:p>
+    <w:p>
+      <w:pPr>
+        <w:spacing w:after="0" w:line="360" w:lineRule="auto"/>
+        <w:ind w:firstLine="709"/>
+        <w:jc w:val="both"/>
+        <w:rPr>
+          <w:lang w:val="ru-RU"/>
+        </w:rPr>
+      </w:pPr>
+      <w:r>
+        <w:rPr>
+          <w:lang w:val="ru-RU"/>
+        </w:rPr>
+        <w:t xml:space="preserve">  - TextCNN (Conv1D, фильтры 2-5) — 69%. Та же проблема: embedding на 8480 токенов × 128 dim = 1M параметров при 1900 обучающих примерах</w:t>
+      </w:r>
+    </w:p>
+    <w:p>
+      <w:pPr>
+        <w:spacing w:after="0" w:line="360" w:lineRule="auto"/>
+        <w:ind w:firstLine="709"/>
+        <w:jc w:val="both"/>
+      </w:pPr>
+      <w:r>
+        <w:rPr>
+          <w:lang w:val="ru-RU"/>
+        </w:rPr>
+        <w:t xml:space="preserve">  </w:t>
+      </w:r>
+      <w:r>
+        <w:t>- BoW + FeedForward (</w:t>
+      </w:r>
+      <w:r>
+        <w:rPr>
+          <w:lang w:val="ru-RU"/>
+        </w:rPr>
+        <w:t>без</w:t>
+      </w:r>
+      <w:r>
+        <w:t xml:space="preserve"> TF-IDF) — 76%. </w:t>
+      </w:r>
+      <w:r>
+        <w:rPr>
+          <w:lang w:val="ru-RU"/>
+        </w:rPr>
+        <w:t>Без IDF-взвешивания частотные, но неинформативные слова («и», «а», «в») доминируют</w:t>
+      </w:r>
+    </w:p>
+    <w:p>
+      <w:pPr>
+        <w:spacing w:after="0" w:line="360" w:lineRule="auto"/>
+        <w:ind w:firstLine="709"/>
+        <w:jc w:val="both"/>
+        <w:rPr>
+          <w:lang w:val="ru-RU"/>
+        </w:rPr>
+      </w:pPr>
+      <w:r>
+        <w:rPr>
+          <w:lang w:val="ru-RU"/>
+        </w:rPr>
+        <w:t xml:space="preserve">  TF-IDF + FeedForward сработала на 87.8%, потому что:</w:t>
+      </w:r>
+    </w:p>
+    <w:p>
+      <w:pPr>
+        <w:spacing w:after="0" w:line="360" w:lineRule="auto"/>
+        <w:ind w:firstLine="709"/>
+        <w:jc w:val="both"/>
+        <w:rPr>
+          <w:lang w:val="ru-RU"/>
+        </w:rPr>
+      </w:pPr>
+      <w:r>
+        <w:rPr>
+          <w:lang w:val="ru-RU"/>
+        </w:rPr>
+        <w:t xml:space="preserve">  1. TF-IDF взвешивание выделяет информативные слова («фигня», «мечта», «хромает», «офигенная»)</w:t>
+      </w:r>
+    </w:p>
+    <w:p>
+      <w:pPr>
+        <w:spacing w:after="0" w:line="360" w:lineRule="auto"/>
+        <w:ind w:firstLine="709"/>
+        <w:jc w:val="both"/>
+        <w:rPr>
+          <w:lang w:val="ru-RU"/>
+        </w:rPr>
+      </w:pPr>
+      <w:r>
+        <w:rPr>
+          <w:lang w:val="ru-RU"/>
+        </w:rPr>
+        <w:t xml:space="preserve">  2. Character n-grams (2–5) ловят морфологию русского языка (окончания -ный, -ая, приставки не-)</w:t>
+      </w:r>
+    </w:p>
+    <w:p>
+      <w:pPr>
+        <w:spacing w:after="0" w:line="360" w:lineRule="auto"/>
+        <w:ind w:firstLine="709"/>
+        <w:jc w:val="both"/>
+        <w:rPr>
+          <w:lang w:val="ru-RU"/>
+        </w:rPr>
+      </w:pPr>
+      <w:r>
+        <w:rPr>
+          <w:lang w:val="ru-RU"/>
+        </w:rPr>
+        <w:t xml:space="preserve">  3. Oversampling вместо undersampling сохраняет все 2191 позитивных отзывов (вместо потери 1003)</w:t>
+      </w:r>
+    </w:p>
+    <w:p>
+      <w:pPr>
+        <w:spacing w:after="0" w:line="360" w:lineRule="auto"/>
+        <w:ind w:firstLine="709"/>
+        <w:jc w:val="both"/>
+        <w:rPr>
+          <w:lang w:val="ru-RU"/>
+        </w:rPr>
+      </w:pPr>
+      <w:r>
+        <w:rPr>
+          <w:lang w:val="ru-RU"/>
+        </w:rPr>
+        <w:t xml:space="preserve">  4. Модель имеет ~5M параметров, но 99.9% из них — один линейный слой (фактически логистическая регрессия в скрытом 128-мерном </w:t>
+      </w:r>
+      <w:r>
+        <w:rPr>
+          <w:lang w:val="ru-RU"/>
+        </w:rPr>
+        <w:lastRenderedPageBreak/>
+        <w:t>пространстве), что устойчиво к переобучению с AdamW +</w:t>
       </w:r>
       <w:r>
         <w:rPr>
@@ -2980,51 +2562,7 @@
         <w:rPr>
           <w:lang w:val="ru-RU"/>
         </w:rPr>
-        <w:t xml:space="preserve">аналог </w:t>
-      </w:r>
-      <w:proofErr w:type="spellStart"/>
-      <w:r>
-        <w:rPr>
-          <w:lang w:val="ru-RU"/>
-        </w:rPr>
-        <w:t>Early</w:t>
-      </w:r>
-      <w:proofErr w:type="spellEnd"/>
-      <w:r>
-        <w:rPr>
-          <w:lang w:val="ru-RU"/>
-        </w:rPr>
-        <w:t xml:space="preserve"> </w:t>
-      </w:r>
-      <w:proofErr w:type="spellStart"/>
-      <w:r>
-        <w:rPr>
-          <w:lang w:val="ru-RU"/>
-        </w:rPr>
-        <w:t>Stopping</w:t>
-      </w:r>
-      <w:proofErr w:type="spellEnd"/>
-      <w:r>
-        <w:rPr>
-          <w:lang w:val="ru-RU"/>
-        </w:rPr>
-        <w:t xml:space="preserve"> без остановки обучения.</w:t>
-      </w:r>
-    </w:p>
-    <w:p>
-      <w:pPr>
-        <w:spacing w:after="0" w:line="360" w:lineRule="auto"/>
-        <w:ind w:firstLine="709"/>
-        <w:jc w:val="both"/>
-        <w:rPr>
-          <w:lang w:val="ru-RU"/>
-        </w:rPr>
-      </w:pPr>
-      <w:r>
-        <w:rPr>
-          <w:lang w:val="ru-RU"/>
-        </w:rPr>
-        <w:t>6. Почему выбрана именно эта архитектура</w:t>
+        <w:t>Dropout + weight decay</w:t>
       </w:r>
       <w:r>
         <w:rPr>
@@ -3036,428 +2574,7 @@
         <w:rPr>
           <w:lang w:val="ru-RU"/>
         </w:rPr>
-        <w:t>Были опробованы и отвергнуты:</w:t>
-      </w:r>
-    </w:p>
-    <w:p>
-      <w:pPr>
-        <w:spacing w:after="0" w:line="360" w:lineRule="auto"/>
-        <w:ind w:firstLine="709"/>
-        <w:jc w:val="both"/>
-        <w:rPr>
-          <w:lang w:val="ru-RU"/>
-        </w:rPr>
-      </w:pPr>
-      <w:r>
-        <w:rPr>
-          <w:lang w:val="ru-RU"/>
-        </w:rPr>
-        <w:t xml:space="preserve">  - LSTM (</w:t>
-      </w:r>
-      <w:proofErr w:type="spellStart"/>
-      <w:r>
-        <w:rPr>
-          <w:lang w:val="ru-RU"/>
-        </w:rPr>
-        <w:t>Bidirectional</w:t>
-      </w:r>
-      <w:proofErr w:type="spellEnd"/>
-      <w:r>
-        <w:rPr>
-          <w:lang w:val="ru-RU"/>
-        </w:rPr>
-        <w:t xml:space="preserve">, 2 слоя) — 72% </w:t>
-      </w:r>
-      <w:proofErr w:type="spellStart"/>
-      <w:r>
-        <w:rPr>
-          <w:lang w:val="ru-RU"/>
-        </w:rPr>
-        <w:t>accuracy</w:t>
-      </w:r>
-      <w:proofErr w:type="spellEnd"/>
-      <w:r>
-        <w:rPr>
-          <w:lang w:val="ru-RU"/>
-        </w:rPr>
-        <w:t xml:space="preserve">. Переобучение из-за малого датасета (~1900 </w:t>
-      </w:r>
-      <w:proofErr w:type="spellStart"/>
-      <w:r>
-        <w:rPr>
-          <w:lang w:val="ru-RU"/>
-        </w:rPr>
-        <w:t>train</w:t>
-      </w:r>
-      <w:proofErr w:type="spellEnd"/>
-      <w:r>
-        <w:rPr>
-          <w:lang w:val="ru-RU"/>
-        </w:rPr>
-        <w:t xml:space="preserve">) и большого числа параметров </w:t>
-      </w:r>
-      <w:proofErr w:type="spellStart"/>
-      <w:r>
-        <w:rPr>
-          <w:lang w:val="ru-RU"/>
-        </w:rPr>
-        <w:t>embedding</w:t>
-      </w:r>
-      <w:proofErr w:type="spellEnd"/>
-      <w:r>
-        <w:rPr>
-          <w:lang w:val="ru-RU"/>
-        </w:rPr>
-        <w:t>-слоя</w:t>
-      </w:r>
-    </w:p>
-    <w:p>
-      <w:pPr>
-        <w:spacing w:after="0" w:line="360" w:lineRule="auto"/>
-        <w:ind w:firstLine="709"/>
-        <w:jc w:val="both"/>
-        <w:rPr>
-          <w:lang w:val="ru-RU"/>
-        </w:rPr>
-      </w:pPr>
-      <w:r>
-        <w:rPr>
-          <w:lang w:val="ru-RU"/>
-        </w:rPr>
-        <w:t xml:space="preserve">  - </w:t>
-      </w:r>
-      <w:proofErr w:type="spellStart"/>
-      <w:r>
-        <w:rPr>
-          <w:lang w:val="ru-RU"/>
-        </w:rPr>
-        <w:t>TextCNN</w:t>
-      </w:r>
-      <w:proofErr w:type="spellEnd"/>
-      <w:r>
-        <w:rPr>
-          <w:lang w:val="ru-RU"/>
-        </w:rPr>
-        <w:t xml:space="preserve"> (Conv1D, фильтры 2-5) — 69%. Та же проблема: </w:t>
-      </w:r>
-      <w:proofErr w:type="spellStart"/>
-      <w:r>
-        <w:rPr>
-          <w:lang w:val="ru-RU"/>
-        </w:rPr>
-        <w:t>embedding</w:t>
-      </w:r>
-      <w:proofErr w:type="spellEnd"/>
-      <w:r>
-        <w:rPr>
-          <w:lang w:val="ru-RU"/>
-        </w:rPr>
-        <w:t xml:space="preserve"> на 8480 токенов × 128 </w:t>
-      </w:r>
-      <w:proofErr w:type="spellStart"/>
-      <w:r>
-        <w:rPr>
-          <w:lang w:val="ru-RU"/>
-        </w:rPr>
-        <w:t>dim</w:t>
-      </w:r>
-      <w:proofErr w:type="spellEnd"/>
-      <w:r>
-        <w:rPr>
-          <w:lang w:val="ru-RU"/>
-        </w:rPr>
-        <w:t xml:space="preserve"> = 1M параметров при 1900 обучающих примерах</w:t>
-      </w:r>
-    </w:p>
-    <w:p>
-      <w:pPr>
-        <w:spacing w:after="0" w:line="360" w:lineRule="auto"/>
-        <w:ind w:firstLine="709"/>
-        <w:jc w:val="both"/>
-      </w:pPr>
-      <w:r>
-        <w:rPr>
-          <w:lang w:val="ru-RU"/>
-        </w:rPr>
-        <w:t xml:space="preserve">  </w:t>
-      </w:r>
-      <w:r>
-        <w:t xml:space="preserve">- </w:t>
-      </w:r>
-      <w:proofErr w:type="spellStart"/>
-      <w:r>
-        <w:t>BoW</w:t>
-      </w:r>
-      <w:proofErr w:type="spellEnd"/>
-      <w:r>
-        <w:t xml:space="preserve"> + </w:t>
-      </w:r>
-      <w:proofErr w:type="spellStart"/>
-      <w:r>
-        <w:t>FeedForward</w:t>
-      </w:r>
-      <w:proofErr w:type="spellEnd"/>
-      <w:r>
-        <w:t xml:space="preserve"> (</w:t>
-      </w:r>
-      <w:r>
-        <w:rPr>
-          <w:lang w:val="ru-RU"/>
-        </w:rPr>
-        <w:t>без</w:t>
-      </w:r>
-      <w:r>
-        <w:t xml:space="preserve"> TF-IDF) — 76%. </w:t>
-      </w:r>
-      <w:r>
-        <w:rPr>
-          <w:lang w:val="ru-RU"/>
-        </w:rPr>
-        <w:t>Без IDF-взвешивания частотные, но неинформативные слова («и», «а», «в») доминируют</w:t>
-      </w:r>
-    </w:p>
-    <w:p>
-      <w:pPr>
-        <w:spacing w:after="0" w:line="360" w:lineRule="auto"/>
-        <w:ind w:firstLine="709"/>
-        <w:jc w:val="both"/>
-        <w:rPr>
-          <w:lang w:val="ru-RU"/>
-        </w:rPr>
-      </w:pPr>
-      <w:r>
-        <w:rPr>
-          <w:lang w:val="ru-RU"/>
-        </w:rPr>
-        <w:t xml:space="preserve">  TF-IDF + </w:t>
-      </w:r>
-      <w:proofErr w:type="spellStart"/>
-      <w:r>
-        <w:rPr>
-          <w:lang w:val="ru-RU"/>
-        </w:rPr>
-        <w:t>FeedForward</w:t>
-      </w:r>
-      <w:proofErr w:type="spellEnd"/>
-      <w:r>
-        <w:rPr>
-          <w:lang w:val="ru-RU"/>
-        </w:rPr>
-        <w:t xml:space="preserve"> сработала на 87.8%, потому что:</w:t>
-      </w:r>
-    </w:p>
-    <w:p>
-      <w:pPr>
-        <w:spacing w:after="0" w:line="360" w:lineRule="auto"/>
-        <w:ind w:firstLine="709"/>
-        <w:jc w:val="both"/>
-        <w:rPr>
-          <w:lang w:val="ru-RU"/>
-        </w:rPr>
-      </w:pPr>
-      <w:r>
-        <w:rPr>
-          <w:lang w:val="ru-RU"/>
-        </w:rPr>
-        <w:t xml:space="preserve">  1. TF-IDF взвешивание выделяет информативные слова («фигня», «мечта», «хромает», «офигенная»)</w:t>
-      </w:r>
-    </w:p>
-    <w:p>
-      <w:pPr>
-        <w:spacing w:after="0" w:line="360" w:lineRule="auto"/>
-        <w:ind w:firstLine="709"/>
-        <w:jc w:val="both"/>
-        <w:rPr>
-          <w:lang w:val="ru-RU"/>
-        </w:rPr>
-      </w:pPr>
-      <w:r>
-        <w:rPr>
-          <w:lang w:val="ru-RU"/>
-        </w:rPr>
-        <w:t xml:space="preserve">  2. </w:t>
-      </w:r>
-      <w:proofErr w:type="spellStart"/>
-      <w:r>
-        <w:rPr>
-          <w:lang w:val="ru-RU"/>
-        </w:rPr>
-        <w:t>Character</w:t>
-      </w:r>
-      <w:proofErr w:type="spellEnd"/>
-      <w:r>
-        <w:rPr>
-          <w:lang w:val="ru-RU"/>
-        </w:rPr>
-        <w:t xml:space="preserve"> n-</w:t>
-      </w:r>
-      <w:proofErr w:type="spellStart"/>
-      <w:r>
-        <w:rPr>
-          <w:lang w:val="ru-RU"/>
-        </w:rPr>
-        <w:t>grams</w:t>
-      </w:r>
-      <w:proofErr w:type="spellEnd"/>
-      <w:r>
-        <w:rPr>
-          <w:lang w:val="ru-RU"/>
-        </w:rPr>
-        <w:t xml:space="preserve"> (2–5) ловят морфологию русского языка (окончания -</w:t>
-      </w:r>
-      <w:proofErr w:type="spellStart"/>
-      <w:r>
-        <w:rPr>
-          <w:lang w:val="ru-RU"/>
-        </w:rPr>
-        <w:t>ный</w:t>
-      </w:r>
-      <w:proofErr w:type="spellEnd"/>
-      <w:r>
-        <w:rPr>
-          <w:lang w:val="ru-RU"/>
-        </w:rPr>
-        <w:t>, -</w:t>
-      </w:r>
-      <w:proofErr w:type="spellStart"/>
-      <w:r>
-        <w:rPr>
-          <w:lang w:val="ru-RU"/>
-        </w:rPr>
-        <w:t>ая</w:t>
-      </w:r>
-      <w:proofErr w:type="spellEnd"/>
-      <w:r>
-        <w:rPr>
-          <w:lang w:val="ru-RU"/>
-        </w:rPr>
-        <w:t>, приставки не-)</w:t>
-      </w:r>
-    </w:p>
-    <w:p>
-      <w:pPr>
-        <w:spacing w:after="0" w:line="360" w:lineRule="auto"/>
-        <w:ind w:firstLine="709"/>
-        <w:jc w:val="both"/>
-        <w:rPr>
-          <w:lang w:val="ru-RU"/>
-        </w:rPr>
-      </w:pPr>
-      <w:r>
-        <w:rPr>
-          <w:lang w:val="ru-RU"/>
-        </w:rPr>
-        <w:t xml:space="preserve">  3. </w:t>
-      </w:r>
-      <w:proofErr w:type="spellStart"/>
-      <w:r>
-        <w:rPr>
-          <w:lang w:val="ru-RU"/>
-        </w:rPr>
-        <w:t>Oversampling</w:t>
-      </w:r>
-      <w:proofErr w:type="spellEnd"/>
-      <w:r>
-        <w:rPr>
-          <w:lang w:val="ru-RU"/>
-        </w:rPr>
-        <w:t xml:space="preserve"> вместо </w:t>
-      </w:r>
-      <w:proofErr w:type="spellStart"/>
-      <w:r>
-        <w:rPr>
-          <w:lang w:val="ru-RU"/>
-        </w:rPr>
-        <w:t>undersampling</w:t>
-      </w:r>
-      <w:proofErr w:type="spellEnd"/>
-      <w:r>
-        <w:rPr>
-          <w:lang w:val="ru-RU"/>
-        </w:rPr>
-        <w:t xml:space="preserve"> сохраняет все 2191 позитивных отзывов (вместо потери 1003)</w:t>
-      </w:r>
-    </w:p>
-    <w:p>
-      <w:pPr>
-        <w:spacing w:after="0" w:line="360" w:lineRule="auto"/>
-        <w:ind w:firstLine="709"/>
-        <w:jc w:val="both"/>
-      </w:pPr>
-      <w:r>
-        <w:rPr>
-          <w:lang w:val="ru-RU"/>
-        </w:rPr>
-        <w:t xml:space="preserve">  4. Модель имеет ~5M параметров, но 99.9% из них — один линейный слой (фактически логистическая регрессия в скрытом 128-мерном </w:t>
-      </w:r>
-      <w:r>
-        <w:rPr>
-          <w:lang w:val="ru-RU"/>
-        </w:rPr>
-        <w:lastRenderedPageBreak/>
-        <w:t xml:space="preserve">пространстве), что устойчиво к переобучению с </w:t>
-      </w:r>
-      <w:proofErr w:type="spellStart"/>
-      <w:r>
-        <w:rPr>
-          <w:lang w:val="ru-RU"/>
-        </w:rPr>
-        <w:t>AdamW</w:t>
-      </w:r>
-      <w:proofErr w:type="spellEnd"/>
-      <w:r>
-        <w:rPr>
-          <w:lang w:val="ru-RU"/>
-        </w:rPr>
-        <w:t xml:space="preserve"> +</w:t>
-      </w:r>
-      <w:r>
-        <w:rPr>
-          <w:lang w:val="ru-RU"/>
-        </w:rPr>
-        <w:t xml:space="preserve"> </w:t>
-      </w:r>
-      <w:proofErr w:type="spellStart"/>
-      <w:r>
-        <w:rPr>
-          <w:lang w:val="ru-RU"/>
-        </w:rPr>
-        <w:t>Dropout</w:t>
-      </w:r>
-      <w:proofErr w:type="spellEnd"/>
-      <w:r>
-        <w:rPr>
-          <w:lang w:val="ru-RU"/>
-        </w:rPr>
-        <w:t xml:space="preserve"> + </w:t>
-      </w:r>
-      <w:proofErr w:type="spellStart"/>
-      <w:r>
-        <w:rPr>
-          <w:lang w:val="ru-RU"/>
-        </w:rPr>
-        <w:t>weight</w:t>
-      </w:r>
-      <w:proofErr w:type="spellEnd"/>
-      <w:r>
-        <w:rPr>
-          <w:lang w:val="ru-RU"/>
-        </w:rPr>
-        <w:t xml:space="preserve"> </w:t>
-      </w:r>
-      <w:proofErr w:type="spellStart"/>
-      <w:r>
-        <w:rPr>
-          <w:lang w:val="ru-RU"/>
-        </w:rPr>
-        <w:t>decay</w:t>
-      </w:r>
-      <w:proofErr w:type="spellEnd"/>
-      <w:r>
-        <w:rPr>
-          <w:lang w:val="ru-RU"/>
-        </w:rPr>
-        <w:t xml:space="preserve">. </w:t>
+        <w:t xml:space="preserve">В результате обучения получилась следующая кривая обучения. </w:t>
       </w:r>
     </w:p>
     <w:p>
@@ -3465,13 +2582,16 @@
         <w:spacing w:after="0" w:line="360" w:lineRule="auto"/>
         <w:ind w:firstLine="709"/>
         <w:jc w:val="center"/>
+        <w:rPr>
+          <w:lang w:val="ru-RU"/>
+        </w:rPr>
       </w:pPr>
       <w:r>
         <w:drawing>
-          <wp:inline distT="0" distB="0" distL="0" distR="0" wp14:anchorId="5B05C3AC" wp14:editId="0266CC8B">
-            <wp:extent cx="5340807" cy="4484451"/>
-            <wp:effectExtent l="0" t="0" r="6350" b="0"/>
-            <wp:docPr id="1066653388" name="Рисунок 1"/>
+          <wp:inline distT="0" distB="0" distL="0" distR="0" wp14:anchorId="0B4524E2" wp14:editId="3936D442">
+            <wp:extent cx="5457217" cy="1911630"/>
+            <wp:effectExtent l="0" t="0" r="3810" b="6350"/>
+            <wp:docPr id="1092590580" name="Рисунок 1"/>
             <wp:cNvGraphicFramePr>
               <a:graphicFrameLocks xmlns:a="http://schemas.openxmlformats.org/drawingml/2006/main" noChangeAspect="1"/>
             </wp:cNvGraphicFramePr>
@@ -3479,7 +2599,7 @@
               <a:graphicData uri="http://schemas.openxmlformats.org/drawingml/2006/picture">
                 <pic:pic xmlns:pic="http://schemas.openxmlformats.org/drawingml/2006/picture">
                   <pic:nvPicPr>
-                    <pic:cNvPr id="1066653388" name=""/>
+                    <pic:cNvPr id="1092590580" name=""/>
                     <pic:cNvPicPr/>
                   </pic:nvPicPr>
                   <pic:blipFill>
@@ -3491,7 +2611,7 @@
                   <pic:spPr>
                     <a:xfrm>
                       <a:off x="0" y="0"/>
-                      <a:ext cx="5370109" cy="4509054"/>
+                      <a:ext cx="5480370" cy="1919740"/>
                     </a:xfrm>
                     <a:prstGeom prst="rect">
                       <a:avLst/>
@@ -3503,6 +2623,29 @@
           </wp:inline>
         </w:drawing>
       </w:r>
+    </w:p>
+    <w:p>
+      <w:pPr>
+        <w:spacing w:after="0" w:line="360" w:lineRule="auto"/>
+        <w:ind w:firstLine="709"/>
+        <w:jc w:val="center"/>
+        <w:rPr>
+          <w:lang w:val="ru-RU"/>
+        </w:rPr>
+      </w:pPr>
+      <w:r>
+        <w:rPr>
+          <w:lang w:val="ru-RU"/>
+        </w:rPr>
+        <w:t xml:space="preserve">Рисунок </w:t>
+      </w:r>
+    </w:p>
+    <w:p>
+      <w:pPr>
+        <w:spacing w:after="0" w:line="360" w:lineRule="auto"/>
+        <w:ind w:firstLine="709"/>
+        <w:jc w:val="center"/>
+      </w:pPr>
     </w:p>
     <w:p>
       <w:pPr>
